--- a/3 curs/1 semestr/Тестирование программного обеспечения/Lab3/ЛР3 Возисов ЗИСТуд124.docx
+++ b/3 curs/1 semestr/Тестирование программного обеспечения/Lab3/ЛР3 Возисов ЗИСТуд124.docx
@@ -338,7 +338,6 @@
         <w:rPr>
           <w:rFonts w:ascii="Times New Roman" w:hAnsi="Times New Roman"/>
           <w:sz w:val="44"/>
-          <w:lang w:val="en-US"/>
         </w:rPr>
       </w:pPr>
       <w:proofErr w:type="gramStart"/>
@@ -361,7 +360,6 @@
         <w:rPr>
           <w:rFonts w:ascii="Times New Roman" w:hAnsi="Times New Roman"/>
           <w:sz w:val="44"/>
-          <w:lang w:val="en-US"/>
         </w:rPr>
         <w:t>3</w:t>
       </w:r>
@@ -854,16 +852,5183 @@
         </w:rPr>
         <w:tab/>
       </w:r>
-    </w:p>
-    <w:p>
-      <w:pPr>
-        <w:suppressAutoHyphens/>
-        <w:autoSpaceDE w:val="0"/>
-        <w:autoSpaceDN w:val="0"/>
-        <w:adjustRightInd w:val="0"/>
-        <w:rPr>
-          <w:sz w:val="28"/>
-          <w:szCs w:val="28"/>
+      <w:r>
+        <w:rPr>
+          <w:sz w:val="28"/>
+          <w:szCs w:val="28"/>
+        </w:rPr>
+        <w:t xml:space="preserve">Выбрана операция </w:t>
+      </w:r>
+      <w:proofErr w:type="spellStart"/>
+      <w:r>
+        <w:rPr>
+          <w:sz w:val="28"/>
+          <w:szCs w:val="28"/>
+        </w:rPr>
+        <w:t>CheckAccount</w:t>
+      </w:r>
+      <w:proofErr w:type="spellEnd"/>
+      <w:r>
+        <w:rPr>
+          <w:sz w:val="28"/>
+          <w:szCs w:val="28"/>
+        </w:rPr>
+        <w:t xml:space="preserve"> (проверка счёта) сервиса </w:t>
+      </w:r>
+      <w:proofErr w:type="spellStart"/>
+      <w:r>
+        <w:rPr>
+          <w:sz w:val="28"/>
+          <w:szCs w:val="28"/>
+        </w:rPr>
+        <w:t>TransactionWSDLService</w:t>
+      </w:r>
+      <w:proofErr w:type="spellEnd"/>
+      <w:r>
+        <w:rPr>
+          <w:sz w:val="28"/>
+          <w:szCs w:val="28"/>
+        </w:rPr>
+        <w:t xml:space="preserve">. Для неё в </w:t>
+      </w:r>
+      <w:proofErr w:type="spellStart"/>
+      <w:r>
+        <w:rPr>
+          <w:sz w:val="28"/>
+          <w:szCs w:val="28"/>
+        </w:rPr>
+        <w:t>SoapUI</w:t>
+      </w:r>
+      <w:proofErr w:type="spellEnd"/>
+      <w:r>
+        <w:rPr>
+          <w:sz w:val="28"/>
+          <w:szCs w:val="28"/>
+        </w:rPr>
+        <w:t xml:space="preserve"> создан </w:t>
+      </w:r>
+      <w:proofErr w:type="spellStart"/>
+      <w:r>
+        <w:rPr>
+          <w:sz w:val="28"/>
+          <w:szCs w:val="28"/>
+        </w:rPr>
+        <w:t>Mock</w:t>
+      </w:r>
+      <w:proofErr w:type="spellEnd"/>
+      <w:r>
+        <w:rPr>
+          <w:sz w:val="28"/>
+          <w:szCs w:val="28"/>
+        </w:rPr>
+        <w:t>-сервис, который эмулирует банковскую систему, то есть работает как заглушка.</w:t>
+      </w:r>
+      <w:r>
+        <w:rPr>
+          <w:sz w:val="28"/>
+          <w:szCs w:val="28"/>
+        </w:rPr>
+        <w:br/>
+      </w:r>
+      <w:r>
+        <w:rPr>
+          <w:sz w:val="28"/>
+          <w:szCs w:val="28"/>
+        </w:rPr>
+        <w:tab/>
+        <w:t xml:space="preserve">Ответ выбирается скриптом на </w:t>
+      </w:r>
+      <w:proofErr w:type="spellStart"/>
+      <w:r>
+        <w:rPr>
+          <w:sz w:val="28"/>
+          <w:szCs w:val="28"/>
+        </w:rPr>
+        <w:t>Groovy</w:t>
+      </w:r>
+      <w:proofErr w:type="spellEnd"/>
+      <w:r>
+        <w:rPr>
+          <w:sz w:val="28"/>
+          <w:szCs w:val="28"/>
+        </w:rPr>
+        <w:t xml:space="preserve"> (</w:t>
+      </w:r>
+      <w:proofErr w:type="spellStart"/>
+      <w:r>
+        <w:rPr>
+          <w:sz w:val="28"/>
+          <w:szCs w:val="28"/>
+        </w:rPr>
+        <w:t>Dispatch</w:t>
+      </w:r>
+      <w:proofErr w:type="spellEnd"/>
+      <w:r>
+        <w:rPr>
+          <w:sz w:val="28"/>
+          <w:szCs w:val="28"/>
+        </w:rPr>
+        <w:t xml:space="preserve"> = </w:t>
+      </w:r>
+      <w:proofErr w:type="spellStart"/>
+      <w:r>
+        <w:rPr>
+          <w:sz w:val="28"/>
+          <w:szCs w:val="28"/>
+        </w:rPr>
+        <w:t>Script</w:t>
+      </w:r>
+      <w:proofErr w:type="spellEnd"/>
+      <w:r>
+        <w:rPr>
+          <w:sz w:val="28"/>
+          <w:szCs w:val="28"/>
+        </w:rPr>
+        <w:t xml:space="preserve">) по значению </w:t>
+      </w:r>
+      <w:proofErr w:type="spellStart"/>
+      <w:r>
+        <w:rPr>
+          <w:sz w:val="28"/>
+          <w:szCs w:val="28"/>
+        </w:rPr>
+        <w:t>AccountNumber</w:t>
+      </w:r>
+      <w:proofErr w:type="spellEnd"/>
+      <w:r>
+        <w:rPr>
+          <w:sz w:val="28"/>
+          <w:szCs w:val="28"/>
+        </w:rPr>
+        <w:t xml:space="preserve"> из запроса:</w:t>
+      </w:r>
+    </w:p>
+    <w:p>
+      <w:pPr>
+        <w:suppressAutoHyphens/>
+        <w:autoSpaceDE w:val="0"/>
+        <w:autoSpaceDN w:val="0"/>
+        <w:adjustRightInd w:val="0"/>
+        <w:rPr>
+          <w:sz w:val="28"/>
+          <w:szCs w:val="28"/>
+        </w:rPr>
+      </w:pPr>
+    </w:p>
+    <w:tbl>
+      <w:tblPr>
+        <w:tblW w:w="0" w:type="auto"/>
+        <w:tblBorders>
+          <w:top w:val="single" w:sz="4" w:space="0" w:color="auto"/>
+          <w:left w:val="single" w:sz="4" w:space="0" w:color="auto"/>
+          <w:bottom w:val="single" w:sz="4" w:space="0" w:color="auto"/>
+          <w:right w:val="single" w:sz="4" w:space="0" w:color="auto"/>
+          <w:insideH w:val="single" w:sz="4" w:space="0" w:color="auto"/>
+          <w:insideV w:val="single" w:sz="4" w:space="0" w:color="auto"/>
+        </w:tblBorders>
+        <w:tblLook w:val="04A0" w:firstRow="1" w:lastRow="0" w:firstColumn="1" w:lastColumn="0" w:noHBand="0" w:noVBand="1"/>
+      </w:tblPr>
+      <w:tblGrid>
+        <w:gridCol w:w="5377"/>
+        <w:gridCol w:w="5378"/>
+      </w:tblGrid>
+      <w:tr>
+        <w:tc>
+          <w:tcPr>
+            <w:tcW w:w="5377" w:type="dxa"/>
+            <w:shd w:val="clear" w:color="auto" w:fill="auto"/>
+          </w:tcPr>
+          <w:p>
+            <w:pPr>
+              <w:suppressAutoHyphens/>
+              <w:autoSpaceDE w:val="0"/>
+              <w:autoSpaceDN w:val="0"/>
+              <w:adjustRightInd w:val="0"/>
+              <w:rPr>
+                <w:sz w:val="28"/>
+                <w:szCs w:val="28"/>
+              </w:rPr>
+            </w:pPr>
+            <w:r>
+              <w:rPr>
+                <w:sz w:val="28"/>
+                <w:szCs w:val="28"/>
+              </w:rPr>
+              <w:t>999999999</w:t>
+            </w:r>
+          </w:p>
+        </w:tc>
+        <w:tc>
+          <w:tcPr>
+            <w:tcW w:w="5378" w:type="dxa"/>
+            <w:shd w:val="clear" w:color="auto" w:fill="auto"/>
+          </w:tcPr>
+          <w:p>
+            <w:pPr>
+              <w:suppressAutoHyphens/>
+              <w:autoSpaceDE w:val="0"/>
+              <w:autoSpaceDN w:val="0"/>
+              <w:adjustRightInd w:val="0"/>
+              <w:rPr>
+                <w:sz w:val="28"/>
+                <w:szCs w:val="28"/>
+              </w:rPr>
+            </w:pPr>
+            <w:proofErr w:type="spellStart"/>
+            <w:r>
+              <w:rPr>
+                <w:rStyle w:val="HTML"/>
+                <w:rFonts w:ascii="Times New Roman" w:hAnsi="Times New Roman" w:cs="Times New Roman"/>
+                <w:sz w:val="28"/>
+                <w:szCs w:val="28"/>
+              </w:rPr>
+              <w:t>CheckAccountResponse</w:t>
+            </w:r>
+            <w:proofErr w:type="spellEnd"/>
+            <w:r>
+              <w:rPr>
+                <w:sz w:val="28"/>
+                <w:szCs w:val="28"/>
+              </w:rPr>
+              <w:t xml:space="preserve">, </w:t>
+            </w:r>
+            <w:proofErr w:type="spellStart"/>
+            <w:r>
+              <w:rPr>
+                <w:sz w:val="28"/>
+                <w:szCs w:val="28"/>
+              </w:rPr>
+              <w:t>Status</w:t>
+            </w:r>
+            <w:proofErr w:type="spellEnd"/>
+            <w:r>
+              <w:rPr>
+                <w:sz w:val="28"/>
+                <w:szCs w:val="28"/>
+              </w:rPr>
+              <w:t xml:space="preserve"> = </w:t>
+            </w:r>
+            <w:proofErr w:type="spellStart"/>
+            <w:r>
+              <w:rPr>
+                <w:rStyle w:val="HTML"/>
+                <w:rFonts w:ascii="Times New Roman" w:hAnsi="Times New Roman" w:cs="Times New Roman"/>
+                <w:sz w:val="28"/>
+                <w:szCs w:val="28"/>
+              </w:rPr>
+              <w:t>Close</w:t>
+            </w:r>
+            <w:proofErr w:type="spellEnd"/>
+          </w:p>
+        </w:tc>
+      </w:tr>
+      <w:tr>
+        <w:tc>
+          <w:tcPr>
+            <w:tcW w:w="5377" w:type="dxa"/>
+            <w:shd w:val="clear" w:color="auto" w:fill="auto"/>
+          </w:tcPr>
+          <w:p>
+            <w:pPr>
+              <w:suppressAutoHyphens/>
+              <w:autoSpaceDE w:val="0"/>
+              <w:autoSpaceDN w:val="0"/>
+              <w:adjustRightInd w:val="0"/>
+              <w:rPr>
+                <w:sz w:val="28"/>
+                <w:szCs w:val="28"/>
+              </w:rPr>
+            </w:pPr>
+            <w:r>
+              <w:rPr>
+                <w:sz w:val="28"/>
+                <w:szCs w:val="28"/>
+              </w:rPr>
+              <w:t>777777777</w:t>
+            </w:r>
+          </w:p>
+        </w:tc>
+        <w:tc>
+          <w:tcPr>
+            <w:tcW w:w="5378" w:type="dxa"/>
+            <w:shd w:val="clear" w:color="auto" w:fill="auto"/>
+          </w:tcPr>
+          <w:p>
+            <w:pPr>
+              <w:suppressAutoHyphens/>
+              <w:autoSpaceDE w:val="0"/>
+              <w:autoSpaceDN w:val="0"/>
+              <w:adjustRightInd w:val="0"/>
+              <w:rPr>
+                <w:rStyle w:val="HTML"/>
+                <w:rFonts w:ascii="Times New Roman" w:hAnsi="Times New Roman" w:cs="Times New Roman"/>
+                <w:sz w:val="28"/>
+                <w:szCs w:val="28"/>
+              </w:rPr>
+            </w:pPr>
+            <w:proofErr w:type="spellStart"/>
+            <w:r>
+              <w:rPr>
+                <w:rStyle w:val="HTML"/>
+                <w:rFonts w:ascii="Times New Roman" w:hAnsi="Times New Roman" w:cs="Times New Roman"/>
+                <w:sz w:val="28"/>
+                <w:szCs w:val="28"/>
+              </w:rPr>
+              <w:t>CheckAccountResponse</w:t>
+            </w:r>
+            <w:proofErr w:type="spellEnd"/>
+            <w:r>
+              <w:rPr>
+                <w:sz w:val="28"/>
+                <w:szCs w:val="28"/>
+              </w:rPr>
+              <w:t xml:space="preserve">, </w:t>
+            </w:r>
+            <w:proofErr w:type="spellStart"/>
+            <w:r>
+              <w:rPr>
+                <w:sz w:val="28"/>
+                <w:szCs w:val="28"/>
+              </w:rPr>
+              <w:t>Status</w:t>
+            </w:r>
+            <w:proofErr w:type="spellEnd"/>
+            <w:r>
+              <w:rPr>
+                <w:sz w:val="28"/>
+                <w:szCs w:val="28"/>
+              </w:rPr>
+              <w:t xml:space="preserve"> = </w:t>
+            </w:r>
+            <w:proofErr w:type="spellStart"/>
+            <w:r>
+              <w:rPr>
+                <w:rStyle w:val="HTML"/>
+                <w:rFonts w:ascii="Times New Roman" w:hAnsi="Times New Roman" w:cs="Times New Roman"/>
+                <w:sz w:val="28"/>
+                <w:szCs w:val="28"/>
+              </w:rPr>
+              <w:t>Blocked</w:t>
+            </w:r>
+            <w:proofErr w:type="spellEnd"/>
+          </w:p>
+        </w:tc>
+      </w:tr>
+      <w:tr>
+        <w:tc>
+          <w:tcPr>
+            <w:tcW w:w="5377" w:type="dxa"/>
+            <w:shd w:val="clear" w:color="auto" w:fill="auto"/>
+          </w:tcPr>
+          <w:p>
+            <w:pPr>
+              <w:suppressAutoHyphens/>
+              <w:autoSpaceDE w:val="0"/>
+              <w:autoSpaceDN w:val="0"/>
+              <w:adjustRightInd w:val="0"/>
+              <w:rPr>
+                <w:sz w:val="28"/>
+                <w:szCs w:val="28"/>
+              </w:rPr>
+            </w:pPr>
+            <w:r>
+              <w:rPr>
+                <w:sz w:val="28"/>
+                <w:szCs w:val="28"/>
+              </w:rPr>
+              <w:t>666666666</w:t>
+            </w:r>
+          </w:p>
+        </w:tc>
+        <w:tc>
+          <w:tcPr>
+            <w:tcW w:w="5378" w:type="dxa"/>
+            <w:shd w:val="clear" w:color="auto" w:fill="auto"/>
+          </w:tcPr>
+          <w:p>
+            <w:pPr>
+              <w:suppressAutoHyphens/>
+              <w:autoSpaceDE w:val="0"/>
+              <w:autoSpaceDN w:val="0"/>
+              <w:adjustRightInd w:val="0"/>
+              <w:rPr>
+                <w:rStyle w:val="HTML"/>
+                <w:rFonts w:ascii="Times New Roman" w:hAnsi="Times New Roman" w:cs="Times New Roman"/>
+                <w:sz w:val="28"/>
+                <w:szCs w:val="28"/>
+                <w:lang w:val="en-US"/>
+              </w:rPr>
+            </w:pPr>
+            <w:r>
+              <w:rPr>
+                <w:sz w:val="28"/>
+                <w:szCs w:val="28"/>
+                <w:lang w:val="en-US"/>
+              </w:rPr>
+              <w:t xml:space="preserve">SOAP Fault </w:t>
+            </w:r>
+            <w:r>
+              <w:rPr>
+                <w:sz w:val="28"/>
+                <w:szCs w:val="28"/>
+              </w:rPr>
+              <w:t>с</w:t>
+            </w:r>
+            <w:r>
+              <w:rPr>
+                <w:sz w:val="28"/>
+                <w:szCs w:val="28"/>
+                <w:lang w:val="en-US"/>
+              </w:rPr>
+              <w:t xml:space="preserve"> </w:t>
+            </w:r>
+            <w:proofErr w:type="spellStart"/>
+            <w:r>
+              <w:rPr>
+                <w:rStyle w:val="HTML"/>
+                <w:rFonts w:ascii="Times New Roman" w:hAnsi="Times New Roman" w:cs="Times New Roman"/>
+                <w:sz w:val="28"/>
+                <w:szCs w:val="28"/>
+                <w:lang w:val="en-US"/>
+              </w:rPr>
+              <w:t>ErrorResponse</w:t>
+            </w:r>
+            <w:proofErr w:type="spellEnd"/>
+            <w:r>
+              <w:rPr>
+                <w:sz w:val="28"/>
+                <w:szCs w:val="28"/>
+                <w:lang w:val="en-US"/>
+              </w:rPr>
+              <w:t xml:space="preserve"> (</w:t>
+            </w:r>
+            <w:proofErr w:type="spellStart"/>
+            <w:r>
+              <w:rPr>
+                <w:sz w:val="28"/>
+                <w:szCs w:val="28"/>
+                <w:lang w:val="en-US"/>
+              </w:rPr>
+              <w:t>ErrorCode</w:t>
+            </w:r>
+            <w:proofErr w:type="spellEnd"/>
+            <w:r>
+              <w:rPr>
+                <w:sz w:val="28"/>
+                <w:szCs w:val="28"/>
+                <w:lang w:val="en-US"/>
+              </w:rPr>
+              <w:t xml:space="preserve"> = 911, </w:t>
+            </w:r>
+            <w:proofErr w:type="spellStart"/>
+            <w:r>
+              <w:rPr>
+                <w:sz w:val="28"/>
+                <w:szCs w:val="28"/>
+                <w:lang w:val="en-US"/>
+              </w:rPr>
+              <w:t>ErrorString</w:t>
+            </w:r>
+            <w:proofErr w:type="spellEnd"/>
+            <w:r>
+              <w:rPr>
+                <w:sz w:val="28"/>
+                <w:szCs w:val="28"/>
+                <w:lang w:val="en-US"/>
+              </w:rPr>
+              <w:t xml:space="preserve"> = «</w:t>
+            </w:r>
+            <w:r>
+              <w:rPr>
+                <w:sz w:val="28"/>
+                <w:szCs w:val="28"/>
+              </w:rPr>
+              <w:t>Ошибка</w:t>
+            </w:r>
+            <w:r>
+              <w:rPr>
+                <w:sz w:val="28"/>
+                <w:szCs w:val="28"/>
+                <w:lang w:val="en-US"/>
+              </w:rPr>
+              <w:t>»)</w:t>
+            </w:r>
+          </w:p>
+        </w:tc>
+      </w:tr>
+      <w:tr>
+        <w:tc>
+          <w:tcPr>
+            <w:tcW w:w="5377" w:type="dxa"/>
+            <w:shd w:val="clear" w:color="auto" w:fill="auto"/>
+          </w:tcPr>
+          <w:p>
+            <w:pPr>
+              <w:suppressAutoHyphens/>
+              <w:autoSpaceDE w:val="0"/>
+              <w:autoSpaceDN w:val="0"/>
+              <w:adjustRightInd w:val="0"/>
+              <w:rPr>
+                <w:sz w:val="28"/>
+                <w:szCs w:val="28"/>
+              </w:rPr>
+            </w:pPr>
+            <w:r>
+              <w:rPr>
+                <w:sz w:val="28"/>
+                <w:szCs w:val="28"/>
+              </w:rPr>
+              <w:t>любое другое значение</w:t>
+            </w:r>
+          </w:p>
+        </w:tc>
+        <w:tc>
+          <w:tcPr>
+            <w:tcW w:w="5378" w:type="dxa"/>
+            <w:shd w:val="clear" w:color="auto" w:fill="auto"/>
+          </w:tcPr>
+          <w:p>
+            <w:pPr>
+              <w:suppressAutoHyphens/>
+              <w:autoSpaceDE w:val="0"/>
+              <w:autoSpaceDN w:val="0"/>
+              <w:adjustRightInd w:val="0"/>
+              <w:rPr>
+                <w:rStyle w:val="HTML"/>
+                <w:rFonts w:ascii="Times New Roman" w:hAnsi="Times New Roman" w:cs="Times New Roman"/>
+                <w:sz w:val="28"/>
+                <w:szCs w:val="28"/>
+              </w:rPr>
+            </w:pPr>
+            <w:proofErr w:type="spellStart"/>
+            <w:r>
+              <w:rPr>
+                <w:rStyle w:val="HTML"/>
+                <w:rFonts w:ascii="Times New Roman" w:hAnsi="Times New Roman" w:cs="Times New Roman"/>
+                <w:sz w:val="28"/>
+                <w:szCs w:val="28"/>
+              </w:rPr>
+              <w:t>CheckAccountResponse</w:t>
+            </w:r>
+            <w:proofErr w:type="spellEnd"/>
+            <w:r>
+              <w:rPr>
+                <w:sz w:val="28"/>
+                <w:szCs w:val="28"/>
+              </w:rPr>
+              <w:t xml:space="preserve">, </w:t>
+            </w:r>
+            <w:proofErr w:type="spellStart"/>
+            <w:r>
+              <w:rPr>
+                <w:sz w:val="28"/>
+                <w:szCs w:val="28"/>
+              </w:rPr>
+              <w:t>Status</w:t>
+            </w:r>
+            <w:proofErr w:type="spellEnd"/>
+            <w:r>
+              <w:rPr>
+                <w:sz w:val="28"/>
+                <w:szCs w:val="28"/>
+              </w:rPr>
+              <w:t xml:space="preserve"> = </w:t>
+            </w:r>
+            <w:r>
+              <w:rPr>
+                <w:rStyle w:val="HTML"/>
+                <w:rFonts w:ascii="Times New Roman" w:hAnsi="Times New Roman" w:cs="Times New Roman"/>
+                <w:sz w:val="28"/>
+                <w:szCs w:val="28"/>
+              </w:rPr>
+              <w:t>Open</w:t>
+            </w:r>
+          </w:p>
+        </w:tc>
+      </w:tr>
+    </w:tbl>
+    <w:p>
+      <w:pPr>
+        <w:suppressAutoHyphens/>
+        <w:autoSpaceDE w:val="0"/>
+        <w:autoSpaceDN w:val="0"/>
+        <w:adjustRightInd w:val="0"/>
+        <w:rPr>
+          <w:sz w:val="28"/>
+          <w:szCs w:val="28"/>
+        </w:rPr>
+      </w:pPr>
+    </w:p>
+    <w:p>
+      <w:pPr>
+        <w:suppressAutoHyphens/>
+        <w:autoSpaceDE w:val="0"/>
+        <w:autoSpaceDN w:val="0"/>
+        <w:adjustRightInd w:val="0"/>
+        <w:rPr>
+          <w:sz w:val="28"/>
+          <w:szCs w:val="28"/>
+        </w:rPr>
+      </w:pPr>
+      <w:r>
+        <w:rPr>
+          <w:sz w:val="28"/>
+          <w:szCs w:val="28"/>
+        </w:rPr>
+        <w:tab/>
+      </w:r>
+      <w:r>
+        <w:rPr>
+          <w:sz w:val="28"/>
+          <w:szCs w:val="28"/>
+        </w:rPr>
+        <w:t xml:space="preserve">В обычных ответах в </w:t>
+      </w:r>
+      <w:proofErr w:type="spellStart"/>
+      <w:r>
+        <w:rPr>
+          <w:sz w:val="28"/>
+          <w:szCs w:val="28"/>
+        </w:rPr>
+        <w:t>AccountNumber</w:t>
+      </w:r>
+      <w:proofErr w:type="spellEnd"/>
+      <w:r>
+        <w:rPr>
+          <w:sz w:val="28"/>
+          <w:szCs w:val="28"/>
+        </w:rPr>
+        <w:t xml:space="preserve"> подставляется номер счёта из запроса через </w:t>
+      </w:r>
+      <w:proofErr w:type="spellStart"/>
+      <w:proofErr w:type="gramStart"/>
+      <w:r>
+        <w:rPr>
+          <w:sz w:val="28"/>
+          <w:szCs w:val="28"/>
+        </w:rPr>
+        <w:t>context.AccountNumber</w:t>
+      </w:r>
+      <w:proofErr w:type="spellEnd"/>
+      <w:proofErr w:type="gramEnd"/>
+      <w:r>
+        <w:rPr>
+          <w:sz w:val="28"/>
+          <w:szCs w:val="28"/>
+        </w:rPr>
+        <w:t xml:space="preserve"> и ${</w:t>
+      </w:r>
+      <w:proofErr w:type="spellStart"/>
+      <w:r>
+        <w:rPr>
+          <w:sz w:val="28"/>
+          <w:szCs w:val="28"/>
+        </w:rPr>
+        <w:t>AccountNumber</w:t>
+      </w:r>
+      <w:proofErr w:type="spellEnd"/>
+      <w:r>
+        <w:rPr>
+          <w:sz w:val="28"/>
+          <w:szCs w:val="28"/>
+        </w:rPr>
+        <w:t>}.</w:t>
+      </w:r>
+    </w:p>
+    <w:p>
+      <w:pPr>
+        <w:suppressAutoHyphens/>
+        <w:autoSpaceDE w:val="0"/>
+        <w:autoSpaceDN w:val="0"/>
+        <w:adjustRightInd w:val="0"/>
+        <w:rPr>
+          <w:sz w:val="28"/>
+          <w:szCs w:val="28"/>
+        </w:rPr>
+      </w:pPr>
+    </w:p>
+    <w:p>
+      <w:pPr>
+        <w:suppressAutoHyphens/>
+        <w:autoSpaceDE w:val="0"/>
+        <w:autoSpaceDN w:val="0"/>
+        <w:adjustRightInd w:val="0"/>
+        <w:rPr>
+          <w:sz w:val="28"/>
+          <w:szCs w:val="28"/>
+        </w:rPr>
+      </w:pPr>
+      <w:r>
+        <w:rPr>
+          <w:sz w:val="28"/>
+          <w:szCs w:val="28"/>
+        </w:rPr>
+        <w:tab/>
+        <w:t>Скрипт диспетчеризации:</w:t>
+      </w:r>
+    </w:p>
+    <w:p>
+      <w:pPr>
+        <w:suppressAutoHyphens/>
+        <w:autoSpaceDE w:val="0"/>
+        <w:autoSpaceDN w:val="0"/>
+        <w:adjustRightInd w:val="0"/>
+        <w:rPr>
+          <w:sz w:val="28"/>
+          <w:szCs w:val="28"/>
+        </w:rPr>
+      </w:pPr>
+      <w:r>
+        <w:rPr>
+          <w:sz w:val="28"/>
+          <w:szCs w:val="28"/>
+        </w:rPr>
+        <w:tab/>
+      </w:r>
+    </w:p>
+    <w:p>
+      <w:pPr>
+        <w:suppressAutoHyphens/>
+        <w:autoSpaceDE w:val="0"/>
+        <w:autoSpaceDN w:val="0"/>
+        <w:adjustRightInd w:val="0"/>
+        <w:rPr>
+          <w:sz w:val="28"/>
+          <w:szCs w:val="28"/>
+        </w:rPr>
+      </w:pPr>
+      <w:r>
+        <w:rPr>
+          <w:sz w:val="28"/>
+          <w:szCs w:val="28"/>
+          <w:lang w:val="en-US"/>
+        </w:rPr>
+        <w:t>def</w:t>
+      </w:r>
+      <w:r>
+        <w:rPr>
+          <w:sz w:val="28"/>
+          <w:szCs w:val="28"/>
+        </w:rPr>
+        <w:t xml:space="preserve"> </w:t>
+      </w:r>
+      <w:proofErr w:type="spellStart"/>
+      <w:r>
+        <w:rPr>
+          <w:sz w:val="28"/>
+          <w:szCs w:val="28"/>
+          <w:lang w:val="en-US"/>
+        </w:rPr>
+        <w:t>groovyUtils</w:t>
+      </w:r>
+      <w:proofErr w:type="spellEnd"/>
+      <w:r>
+        <w:rPr>
+          <w:sz w:val="28"/>
+          <w:szCs w:val="28"/>
+        </w:rPr>
+        <w:t xml:space="preserve"> = </w:t>
+      </w:r>
+      <w:r>
+        <w:rPr>
+          <w:sz w:val="28"/>
+          <w:szCs w:val="28"/>
+          <w:lang w:val="en-US"/>
+        </w:rPr>
+        <w:t>new</w:t>
+      </w:r>
+      <w:r>
+        <w:rPr>
+          <w:sz w:val="28"/>
+          <w:szCs w:val="28"/>
+        </w:rPr>
+        <w:t xml:space="preserve"> </w:t>
+      </w:r>
+      <w:proofErr w:type="gramStart"/>
+      <w:r>
+        <w:rPr>
+          <w:sz w:val="28"/>
+          <w:szCs w:val="28"/>
+          <w:lang w:val="en-US"/>
+        </w:rPr>
+        <w:t>com</w:t>
+      </w:r>
+      <w:r>
+        <w:rPr>
+          <w:sz w:val="28"/>
+          <w:szCs w:val="28"/>
+        </w:rPr>
+        <w:t>.</w:t>
+      </w:r>
+      <w:proofErr w:type="spellStart"/>
+      <w:r>
+        <w:rPr>
+          <w:sz w:val="28"/>
+          <w:szCs w:val="28"/>
+          <w:lang w:val="en-US"/>
+        </w:rPr>
+        <w:t>eviware</w:t>
+      </w:r>
+      <w:proofErr w:type="spellEnd"/>
+      <w:proofErr w:type="gramEnd"/>
+      <w:r>
+        <w:rPr>
+          <w:sz w:val="28"/>
+          <w:szCs w:val="28"/>
+        </w:rPr>
+        <w:t>.</w:t>
+      </w:r>
+      <w:proofErr w:type="spellStart"/>
+      <w:r>
+        <w:rPr>
+          <w:sz w:val="28"/>
+          <w:szCs w:val="28"/>
+          <w:lang w:val="en-US"/>
+        </w:rPr>
+        <w:t>soapui</w:t>
+      </w:r>
+      <w:proofErr w:type="spellEnd"/>
+      <w:r>
+        <w:rPr>
+          <w:sz w:val="28"/>
+          <w:szCs w:val="28"/>
+        </w:rPr>
+        <w:t>.</w:t>
+      </w:r>
+      <w:r>
+        <w:rPr>
+          <w:sz w:val="28"/>
+          <w:szCs w:val="28"/>
+          <w:lang w:val="en-US"/>
+        </w:rPr>
+        <w:t>support</w:t>
+      </w:r>
+      <w:r>
+        <w:rPr>
+          <w:sz w:val="28"/>
+          <w:szCs w:val="28"/>
+        </w:rPr>
+        <w:t>.</w:t>
+      </w:r>
+      <w:proofErr w:type="spellStart"/>
+      <w:r>
+        <w:rPr>
+          <w:sz w:val="28"/>
+          <w:szCs w:val="28"/>
+          <w:lang w:val="en-US"/>
+        </w:rPr>
+        <w:t>GroovyUtils</w:t>
+      </w:r>
+      <w:proofErr w:type="spellEnd"/>
+      <w:r>
+        <w:rPr>
+          <w:sz w:val="28"/>
+          <w:szCs w:val="28"/>
+        </w:rPr>
+        <w:t>(</w:t>
+      </w:r>
+      <w:r>
+        <w:rPr>
+          <w:sz w:val="28"/>
+          <w:szCs w:val="28"/>
+          <w:lang w:val="en-US"/>
+        </w:rPr>
+        <w:t>context</w:t>
+      </w:r>
+      <w:r>
+        <w:rPr>
+          <w:sz w:val="28"/>
+          <w:szCs w:val="28"/>
+        </w:rPr>
+        <w:t>)</w:t>
+      </w:r>
+    </w:p>
+    <w:p>
+      <w:pPr>
+        <w:suppressAutoHyphens/>
+        <w:autoSpaceDE w:val="0"/>
+        <w:autoSpaceDN w:val="0"/>
+        <w:adjustRightInd w:val="0"/>
+        <w:rPr>
+          <w:sz w:val="28"/>
+          <w:szCs w:val="28"/>
+          <w:lang w:val="en-US"/>
+        </w:rPr>
+      </w:pPr>
+      <w:r>
+        <w:rPr>
+          <w:sz w:val="28"/>
+          <w:szCs w:val="28"/>
+          <w:lang w:val="en-US"/>
+        </w:rPr>
+        <w:t xml:space="preserve">def holder = </w:t>
+      </w:r>
+      <w:proofErr w:type="spellStart"/>
+      <w:r>
+        <w:rPr>
+          <w:sz w:val="28"/>
+          <w:szCs w:val="28"/>
+          <w:lang w:val="en-US"/>
+        </w:rPr>
+        <w:t>groovyUtils.getXmlHolder</w:t>
+      </w:r>
+      <w:proofErr w:type="spellEnd"/>
+      <w:r>
+        <w:rPr>
+          <w:sz w:val="28"/>
+          <w:szCs w:val="28"/>
+          <w:lang w:val="en-US"/>
+        </w:rPr>
+        <w:t>(</w:t>
+      </w:r>
+      <w:proofErr w:type="spellStart"/>
+      <w:r>
+        <w:rPr>
+          <w:sz w:val="28"/>
+          <w:szCs w:val="28"/>
+          <w:lang w:val="en-US"/>
+        </w:rPr>
+        <w:t>mockRequest.getRequestContent</w:t>
+      </w:r>
+      <w:proofErr w:type="spellEnd"/>
+      <w:r>
+        <w:rPr>
+          <w:sz w:val="28"/>
+          <w:szCs w:val="28"/>
+          <w:lang w:val="en-US"/>
+        </w:rPr>
+        <w:t>())</w:t>
+      </w:r>
+    </w:p>
+    <w:p>
+      <w:pPr>
+        <w:suppressAutoHyphens/>
+        <w:autoSpaceDE w:val="0"/>
+        <w:autoSpaceDN w:val="0"/>
+        <w:adjustRightInd w:val="0"/>
+        <w:rPr>
+          <w:sz w:val="28"/>
+          <w:szCs w:val="28"/>
+          <w:lang w:val="en-US"/>
+        </w:rPr>
+      </w:pPr>
+      <w:proofErr w:type="spellStart"/>
+      <w:proofErr w:type="gramStart"/>
+      <w:r>
+        <w:rPr>
+          <w:sz w:val="28"/>
+          <w:szCs w:val="28"/>
+          <w:lang w:val="en-US"/>
+        </w:rPr>
+        <w:t>holder.declareNamespace</w:t>
+      </w:r>
+      <w:proofErr w:type="spellEnd"/>
+      <w:proofErr w:type="gramEnd"/>
+      <w:r>
+        <w:rPr>
+          <w:sz w:val="28"/>
+          <w:szCs w:val="28"/>
+          <w:lang w:val="en-US"/>
+        </w:rPr>
+        <w:t>("</w:t>
+      </w:r>
+      <w:proofErr w:type="spellStart"/>
+      <w:r>
+        <w:rPr>
+          <w:sz w:val="28"/>
+          <w:szCs w:val="28"/>
+          <w:lang w:val="en-US"/>
+        </w:rPr>
+        <w:t>wsc</w:t>
+      </w:r>
+      <w:proofErr w:type="spellEnd"/>
+      <w:r>
+        <w:rPr>
+          <w:sz w:val="28"/>
+          <w:szCs w:val="28"/>
+          <w:lang w:val="en-US"/>
+        </w:rPr>
+        <w:t>", "http://bank/schema/WSCommonTypes")</w:t>
+      </w:r>
+    </w:p>
+    <w:p>
+      <w:pPr>
+        <w:suppressAutoHyphens/>
+        <w:autoSpaceDE w:val="0"/>
+        <w:autoSpaceDN w:val="0"/>
+        <w:adjustRightInd w:val="0"/>
+        <w:rPr>
+          <w:sz w:val="28"/>
+          <w:szCs w:val="28"/>
+          <w:lang w:val="en-US"/>
+        </w:rPr>
+      </w:pPr>
+    </w:p>
+    <w:p>
+      <w:pPr>
+        <w:suppressAutoHyphens/>
+        <w:autoSpaceDE w:val="0"/>
+        <w:autoSpaceDN w:val="0"/>
+        <w:adjustRightInd w:val="0"/>
+        <w:rPr>
+          <w:sz w:val="28"/>
+          <w:szCs w:val="28"/>
+          <w:lang w:val="en-US"/>
+        </w:rPr>
+      </w:pPr>
+      <w:r>
+        <w:rPr>
+          <w:sz w:val="28"/>
+          <w:szCs w:val="28"/>
+          <w:lang w:val="en-US"/>
+        </w:rPr>
+        <w:t xml:space="preserve">def </w:t>
+      </w:r>
+      <w:proofErr w:type="spellStart"/>
+      <w:r>
+        <w:rPr>
+          <w:sz w:val="28"/>
+          <w:szCs w:val="28"/>
+          <w:lang w:val="en-US"/>
+        </w:rPr>
+        <w:t>accountNumber</w:t>
+      </w:r>
+      <w:proofErr w:type="spellEnd"/>
+      <w:r>
+        <w:rPr>
+          <w:sz w:val="28"/>
+          <w:szCs w:val="28"/>
+          <w:lang w:val="en-US"/>
+        </w:rPr>
+        <w:t xml:space="preserve"> = </w:t>
+      </w:r>
+      <w:proofErr w:type="gramStart"/>
+      <w:r>
+        <w:rPr>
+          <w:sz w:val="28"/>
+          <w:szCs w:val="28"/>
+          <w:lang w:val="en-US"/>
+        </w:rPr>
+        <w:t>holder.getNodeValue</w:t>
+      </w:r>
+      <w:proofErr w:type="gramEnd"/>
+      <w:r>
+        <w:rPr>
+          <w:sz w:val="28"/>
+          <w:szCs w:val="28"/>
+          <w:lang w:val="en-US"/>
+        </w:rPr>
+        <w:t>("//wsc:CheckAccountRequest/wsc:AccountNumber")?.trim()</w:t>
+      </w:r>
+    </w:p>
+    <w:p>
+      <w:pPr>
+        <w:suppressAutoHyphens/>
+        <w:autoSpaceDE w:val="0"/>
+        <w:autoSpaceDN w:val="0"/>
+        <w:adjustRightInd w:val="0"/>
+        <w:rPr>
+          <w:sz w:val="28"/>
+          <w:szCs w:val="28"/>
+          <w:lang w:val="en-US"/>
+        </w:rPr>
+      </w:pPr>
+    </w:p>
+    <w:p>
+      <w:pPr>
+        <w:suppressAutoHyphens/>
+        <w:autoSpaceDE w:val="0"/>
+        <w:autoSpaceDN w:val="0"/>
+        <w:adjustRightInd w:val="0"/>
+        <w:rPr>
+          <w:sz w:val="28"/>
+          <w:szCs w:val="28"/>
+          <w:lang w:val="en-US"/>
+        </w:rPr>
+      </w:pPr>
+      <w:proofErr w:type="spellStart"/>
+      <w:proofErr w:type="gramStart"/>
+      <w:r>
+        <w:rPr>
+          <w:sz w:val="28"/>
+          <w:szCs w:val="28"/>
+          <w:lang w:val="en-US"/>
+        </w:rPr>
+        <w:t>context.AccountNumber</w:t>
+      </w:r>
+      <w:proofErr w:type="spellEnd"/>
+      <w:proofErr w:type="gramEnd"/>
+      <w:r>
+        <w:rPr>
+          <w:sz w:val="28"/>
+          <w:szCs w:val="28"/>
+          <w:lang w:val="en-US"/>
+        </w:rPr>
+        <w:t xml:space="preserve"> = </w:t>
+      </w:r>
+      <w:proofErr w:type="spellStart"/>
+      <w:r>
+        <w:rPr>
+          <w:sz w:val="28"/>
+          <w:szCs w:val="28"/>
+          <w:lang w:val="en-US"/>
+        </w:rPr>
+        <w:t>accountNumber</w:t>
+      </w:r>
+      <w:proofErr w:type="spellEnd"/>
+    </w:p>
+    <w:p>
+      <w:pPr>
+        <w:suppressAutoHyphens/>
+        <w:autoSpaceDE w:val="0"/>
+        <w:autoSpaceDN w:val="0"/>
+        <w:adjustRightInd w:val="0"/>
+        <w:rPr>
+          <w:sz w:val="28"/>
+          <w:szCs w:val="28"/>
+          <w:lang w:val="en-US"/>
+        </w:rPr>
+      </w:pPr>
+    </w:p>
+    <w:p>
+      <w:pPr>
+        <w:suppressAutoHyphens/>
+        <w:autoSpaceDE w:val="0"/>
+        <w:autoSpaceDN w:val="0"/>
+        <w:adjustRightInd w:val="0"/>
+        <w:rPr>
+          <w:sz w:val="28"/>
+          <w:szCs w:val="28"/>
+          <w:lang w:val="en-US"/>
+        </w:rPr>
+      </w:pPr>
+      <w:r>
+        <w:rPr>
+          <w:sz w:val="28"/>
+          <w:szCs w:val="28"/>
+          <w:lang w:val="en-US"/>
+        </w:rPr>
+        <w:t>if (</w:t>
+      </w:r>
+      <w:proofErr w:type="spellStart"/>
+      <w:r>
+        <w:rPr>
+          <w:sz w:val="28"/>
+          <w:szCs w:val="28"/>
+          <w:lang w:val="en-US"/>
+        </w:rPr>
+        <w:t>accountNumber</w:t>
+      </w:r>
+      <w:proofErr w:type="spellEnd"/>
+      <w:r>
+        <w:rPr>
+          <w:sz w:val="28"/>
+          <w:szCs w:val="28"/>
+          <w:lang w:val="en-US"/>
+        </w:rPr>
+        <w:t xml:space="preserve"> == "999999999") {</w:t>
+      </w:r>
+    </w:p>
+    <w:p>
+      <w:pPr>
+        <w:suppressAutoHyphens/>
+        <w:autoSpaceDE w:val="0"/>
+        <w:autoSpaceDN w:val="0"/>
+        <w:adjustRightInd w:val="0"/>
+        <w:rPr>
+          <w:sz w:val="28"/>
+          <w:szCs w:val="28"/>
+          <w:lang w:val="en-US"/>
+        </w:rPr>
+      </w:pPr>
+      <w:r>
+        <w:rPr>
+          <w:sz w:val="28"/>
+          <w:szCs w:val="28"/>
+          <w:lang w:val="en-US"/>
+        </w:rPr>
+        <w:t xml:space="preserve">    return "Close"</w:t>
+      </w:r>
+    </w:p>
+    <w:p>
+      <w:pPr>
+        <w:suppressAutoHyphens/>
+        <w:autoSpaceDE w:val="0"/>
+        <w:autoSpaceDN w:val="0"/>
+        <w:adjustRightInd w:val="0"/>
+        <w:rPr>
+          <w:sz w:val="28"/>
+          <w:szCs w:val="28"/>
+          <w:lang w:val="en-US"/>
+        </w:rPr>
+      </w:pPr>
+      <w:r>
+        <w:rPr>
+          <w:sz w:val="28"/>
+          <w:szCs w:val="28"/>
+          <w:lang w:val="en-US"/>
+        </w:rPr>
+        <w:t>}</w:t>
+      </w:r>
+    </w:p>
+    <w:p>
+      <w:pPr>
+        <w:suppressAutoHyphens/>
+        <w:autoSpaceDE w:val="0"/>
+        <w:autoSpaceDN w:val="0"/>
+        <w:adjustRightInd w:val="0"/>
+        <w:rPr>
+          <w:sz w:val="28"/>
+          <w:szCs w:val="28"/>
+          <w:lang w:val="en-US"/>
+        </w:rPr>
+      </w:pPr>
+      <w:r>
+        <w:rPr>
+          <w:sz w:val="28"/>
+          <w:szCs w:val="28"/>
+          <w:lang w:val="en-US"/>
+        </w:rPr>
+        <w:t>if (</w:t>
+      </w:r>
+      <w:proofErr w:type="spellStart"/>
+      <w:r>
+        <w:rPr>
+          <w:sz w:val="28"/>
+          <w:szCs w:val="28"/>
+          <w:lang w:val="en-US"/>
+        </w:rPr>
+        <w:t>accountNumber</w:t>
+      </w:r>
+      <w:proofErr w:type="spellEnd"/>
+      <w:r>
+        <w:rPr>
+          <w:sz w:val="28"/>
+          <w:szCs w:val="28"/>
+          <w:lang w:val="en-US"/>
+        </w:rPr>
+        <w:t xml:space="preserve"> == "777777777") {</w:t>
+      </w:r>
+    </w:p>
+    <w:p>
+      <w:pPr>
+        <w:suppressAutoHyphens/>
+        <w:autoSpaceDE w:val="0"/>
+        <w:autoSpaceDN w:val="0"/>
+        <w:adjustRightInd w:val="0"/>
+        <w:rPr>
+          <w:sz w:val="28"/>
+          <w:szCs w:val="28"/>
+          <w:lang w:val="en-US"/>
+        </w:rPr>
+      </w:pPr>
+      <w:r>
+        <w:rPr>
+          <w:sz w:val="28"/>
+          <w:szCs w:val="28"/>
+          <w:lang w:val="en-US"/>
+        </w:rPr>
+        <w:t xml:space="preserve">    return "Blocked"</w:t>
+      </w:r>
+    </w:p>
+    <w:p>
+      <w:pPr>
+        <w:suppressAutoHyphens/>
+        <w:autoSpaceDE w:val="0"/>
+        <w:autoSpaceDN w:val="0"/>
+        <w:adjustRightInd w:val="0"/>
+        <w:rPr>
+          <w:sz w:val="28"/>
+          <w:szCs w:val="28"/>
+          <w:lang w:val="en-US"/>
+        </w:rPr>
+      </w:pPr>
+      <w:r>
+        <w:rPr>
+          <w:sz w:val="28"/>
+          <w:szCs w:val="28"/>
+          <w:lang w:val="en-US"/>
+        </w:rPr>
+        <w:t>}</w:t>
+      </w:r>
+    </w:p>
+    <w:p>
+      <w:pPr>
+        <w:suppressAutoHyphens/>
+        <w:autoSpaceDE w:val="0"/>
+        <w:autoSpaceDN w:val="0"/>
+        <w:adjustRightInd w:val="0"/>
+        <w:rPr>
+          <w:sz w:val="28"/>
+          <w:szCs w:val="28"/>
+          <w:lang w:val="en-US"/>
+        </w:rPr>
+      </w:pPr>
+      <w:r>
+        <w:rPr>
+          <w:sz w:val="28"/>
+          <w:szCs w:val="28"/>
+          <w:lang w:val="en-US"/>
+        </w:rPr>
+        <w:t>if (</w:t>
+      </w:r>
+      <w:proofErr w:type="spellStart"/>
+      <w:r>
+        <w:rPr>
+          <w:sz w:val="28"/>
+          <w:szCs w:val="28"/>
+          <w:lang w:val="en-US"/>
+        </w:rPr>
+        <w:t>accountNumber</w:t>
+      </w:r>
+      <w:proofErr w:type="spellEnd"/>
+      <w:r>
+        <w:rPr>
+          <w:sz w:val="28"/>
+          <w:szCs w:val="28"/>
+          <w:lang w:val="en-US"/>
+        </w:rPr>
+        <w:t xml:space="preserve"> == "666666666") {</w:t>
+      </w:r>
+    </w:p>
+    <w:p>
+      <w:pPr>
+        <w:suppressAutoHyphens/>
+        <w:autoSpaceDE w:val="0"/>
+        <w:autoSpaceDN w:val="0"/>
+        <w:adjustRightInd w:val="0"/>
+        <w:rPr>
+          <w:sz w:val="28"/>
+          <w:szCs w:val="28"/>
+          <w:lang w:val="en-US"/>
+        </w:rPr>
+      </w:pPr>
+      <w:r>
+        <w:rPr>
+          <w:sz w:val="28"/>
+          <w:szCs w:val="28"/>
+          <w:lang w:val="en-US"/>
+        </w:rPr>
+        <w:t xml:space="preserve">    return "Error"</w:t>
+      </w:r>
+    </w:p>
+    <w:p>
+      <w:pPr>
+        <w:suppressAutoHyphens/>
+        <w:autoSpaceDE w:val="0"/>
+        <w:autoSpaceDN w:val="0"/>
+        <w:adjustRightInd w:val="0"/>
+        <w:rPr>
+          <w:sz w:val="28"/>
+          <w:szCs w:val="28"/>
+          <w:lang w:val="en-US"/>
+        </w:rPr>
+      </w:pPr>
+      <w:r>
+        <w:rPr>
+          <w:sz w:val="28"/>
+          <w:szCs w:val="28"/>
+          <w:lang w:val="en-US"/>
+        </w:rPr>
+        <w:t>}</w:t>
+      </w:r>
+    </w:p>
+    <w:p>
+      <w:pPr>
+        <w:suppressAutoHyphens/>
+        <w:autoSpaceDE w:val="0"/>
+        <w:autoSpaceDN w:val="0"/>
+        <w:adjustRightInd w:val="0"/>
+        <w:rPr>
+          <w:sz w:val="28"/>
+          <w:szCs w:val="28"/>
+          <w:lang w:val="en-US"/>
+        </w:rPr>
+      </w:pPr>
+      <w:r>
+        <w:rPr>
+          <w:sz w:val="28"/>
+          <w:szCs w:val="28"/>
+          <w:lang w:val="en-US"/>
+        </w:rPr>
+        <w:t>return "Open"</w:t>
+      </w:r>
+    </w:p>
+    <w:p>
+      <w:pPr>
+        <w:suppressAutoHyphens/>
+        <w:autoSpaceDE w:val="0"/>
+        <w:autoSpaceDN w:val="0"/>
+        <w:adjustRightInd w:val="0"/>
+        <w:rPr>
+          <w:sz w:val="28"/>
+          <w:szCs w:val="28"/>
+          <w:lang w:val="en-US"/>
+        </w:rPr>
+      </w:pPr>
+      <w:r>
+        <w:rPr>
+          <w:sz w:val="28"/>
+          <w:szCs w:val="28"/>
+          <w:lang w:val="en-US"/>
+        </w:rPr>
+        <w:lastRenderedPageBreak/>
+        <w:tab/>
+      </w:r>
+      <w:r>
+        <w:rPr>
+          <w:sz w:val="28"/>
+          <w:szCs w:val="28"/>
+        </w:rPr>
+        <w:t>Ответы</w:t>
+      </w:r>
+      <w:r>
+        <w:rPr>
+          <w:sz w:val="28"/>
+          <w:szCs w:val="28"/>
+          <w:lang w:val="en-US"/>
+        </w:rPr>
+        <w:t xml:space="preserve"> </w:t>
+      </w:r>
+      <w:r>
+        <w:rPr>
+          <w:sz w:val="28"/>
+          <w:szCs w:val="28"/>
+          <w:lang w:val="en-US"/>
+        </w:rPr>
+        <w:t>Mock-</w:t>
+      </w:r>
+      <w:r>
+        <w:rPr>
+          <w:sz w:val="28"/>
+          <w:szCs w:val="28"/>
+        </w:rPr>
+        <w:t>сервиса</w:t>
+      </w:r>
+      <w:r>
+        <w:rPr>
+          <w:sz w:val="28"/>
+          <w:szCs w:val="28"/>
+          <w:lang w:val="en-US"/>
+        </w:rPr>
+        <w:t>:</w:t>
+      </w:r>
+    </w:p>
+    <w:p>
+      <w:pPr>
+        <w:suppressAutoHyphens/>
+        <w:autoSpaceDE w:val="0"/>
+        <w:autoSpaceDN w:val="0"/>
+        <w:adjustRightInd w:val="0"/>
+        <w:rPr>
+          <w:sz w:val="28"/>
+          <w:szCs w:val="28"/>
+          <w:lang w:val="en-US"/>
+        </w:rPr>
+      </w:pPr>
+      <w:r>
+        <w:rPr>
+          <w:sz w:val="28"/>
+          <w:szCs w:val="28"/>
+          <w:lang w:val="en-US"/>
+        </w:rPr>
+        <w:tab/>
+      </w:r>
+      <w:r>
+        <w:rPr>
+          <w:sz w:val="28"/>
+          <w:szCs w:val="28"/>
+          <w:lang w:val="en-US"/>
+        </w:rPr>
+        <w:t>Open:</w:t>
+      </w:r>
+    </w:p>
+    <w:p>
+      <w:pPr>
+        <w:suppressAutoHyphens/>
+        <w:autoSpaceDE w:val="0"/>
+        <w:autoSpaceDN w:val="0"/>
+        <w:adjustRightInd w:val="0"/>
+        <w:rPr>
+          <w:sz w:val="28"/>
+          <w:szCs w:val="28"/>
+          <w:lang w:val="en-US"/>
+        </w:rPr>
+      </w:pPr>
+      <w:r>
+        <w:rPr>
+          <w:sz w:val="28"/>
+          <w:szCs w:val="28"/>
+          <w:lang w:val="en-US"/>
+        </w:rPr>
+        <w:t>&lt;</w:t>
+      </w:r>
+      <w:proofErr w:type="spellStart"/>
+      <w:proofErr w:type="gramStart"/>
+      <w:r>
+        <w:rPr>
+          <w:sz w:val="28"/>
+          <w:szCs w:val="28"/>
+          <w:lang w:val="en-US"/>
+        </w:rPr>
+        <w:t>soapenv:Envelope</w:t>
+      </w:r>
+      <w:proofErr w:type="spellEnd"/>
+      <w:proofErr w:type="gramEnd"/>
+      <w:r>
+        <w:rPr>
+          <w:sz w:val="28"/>
+          <w:szCs w:val="28"/>
+          <w:lang w:val="en-US"/>
+        </w:rPr>
+        <w:t xml:space="preserve"> </w:t>
+      </w:r>
+      <w:proofErr w:type="spellStart"/>
+      <w:r>
+        <w:rPr>
+          <w:sz w:val="28"/>
+          <w:szCs w:val="28"/>
+          <w:lang w:val="en-US"/>
+        </w:rPr>
+        <w:t>xmlns:soapenv</w:t>
+      </w:r>
+      <w:proofErr w:type="spellEnd"/>
+      <w:r>
+        <w:rPr>
+          <w:sz w:val="28"/>
+          <w:szCs w:val="28"/>
+          <w:lang w:val="en-US"/>
+        </w:rPr>
+        <w:t xml:space="preserve">="http://schemas.xmlsoap.org/soap/envelope/" </w:t>
+      </w:r>
+      <w:proofErr w:type="spellStart"/>
+      <w:r>
+        <w:rPr>
+          <w:sz w:val="28"/>
+          <w:szCs w:val="28"/>
+          <w:lang w:val="en-US"/>
+        </w:rPr>
+        <w:t>xmlns:wsc</w:t>
+      </w:r>
+      <w:proofErr w:type="spellEnd"/>
+      <w:r>
+        <w:rPr>
+          <w:sz w:val="28"/>
+          <w:szCs w:val="28"/>
+          <w:lang w:val="en-US"/>
+        </w:rPr>
+        <w:t>="http://bank/schema/WSCommonTypes"&gt;</w:t>
+      </w:r>
+    </w:p>
+    <w:p>
+      <w:pPr>
+        <w:suppressAutoHyphens/>
+        <w:autoSpaceDE w:val="0"/>
+        <w:autoSpaceDN w:val="0"/>
+        <w:adjustRightInd w:val="0"/>
+        <w:rPr>
+          <w:sz w:val="28"/>
+          <w:szCs w:val="28"/>
+          <w:lang w:val="en-US"/>
+        </w:rPr>
+      </w:pPr>
+      <w:r>
+        <w:rPr>
+          <w:sz w:val="28"/>
+          <w:szCs w:val="28"/>
+          <w:lang w:val="en-US"/>
+        </w:rPr>
+        <w:t xml:space="preserve">   &lt;</w:t>
+      </w:r>
+      <w:proofErr w:type="spellStart"/>
+      <w:proofErr w:type="gramStart"/>
+      <w:r>
+        <w:rPr>
+          <w:sz w:val="28"/>
+          <w:szCs w:val="28"/>
+          <w:lang w:val="en-US"/>
+        </w:rPr>
+        <w:t>soapenv:Header</w:t>
+      </w:r>
+      <w:proofErr w:type="spellEnd"/>
+      <w:proofErr w:type="gramEnd"/>
+      <w:r>
+        <w:rPr>
+          <w:sz w:val="28"/>
+          <w:szCs w:val="28"/>
+          <w:lang w:val="en-US"/>
+        </w:rPr>
+        <w:t>/&gt;</w:t>
+      </w:r>
+    </w:p>
+    <w:p>
+      <w:pPr>
+        <w:suppressAutoHyphens/>
+        <w:autoSpaceDE w:val="0"/>
+        <w:autoSpaceDN w:val="0"/>
+        <w:adjustRightInd w:val="0"/>
+        <w:rPr>
+          <w:sz w:val="28"/>
+          <w:szCs w:val="28"/>
+          <w:lang w:val="en-US"/>
+        </w:rPr>
+      </w:pPr>
+      <w:r>
+        <w:rPr>
+          <w:sz w:val="28"/>
+          <w:szCs w:val="28"/>
+          <w:lang w:val="en-US"/>
+        </w:rPr>
+        <w:t xml:space="preserve">   &lt;</w:t>
+      </w:r>
+      <w:proofErr w:type="spellStart"/>
+      <w:proofErr w:type="gramStart"/>
+      <w:r>
+        <w:rPr>
+          <w:sz w:val="28"/>
+          <w:szCs w:val="28"/>
+          <w:lang w:val="en-US"/>
+        </w:rPr>
+        <w:t>soapenv:Body</w:t>
+      </w:r>
+      <w:proofErr w:type="spellEnd"/>
+      <w:proofErr w:type="gramEnd"/>
+      <w:r>
+        <w:rPr>
+          <w:sz w:val="28"/>
+          <w:szCs w:val="28"/>
+          <w:lang w:val="en-US"/>
+        </w:rPr>
+        <w:t>&gt;</w:t>
+      </w:r>
+    </w:p>
+    <w:p>
+      <w:pPr>
+        <w:suppressAutoHyphens/>
+        <w:autoSpaceDE w:val="0"/>
+        <w:autoSpaceDN w:val="0"/>
+        <w:adjustRightInd w:val="0"/>
+        <w:rPr>
+          <w:sz w:val="28"/>
+          <w:szCs w:val="28"/>
+          <w:lang w:val="en-US"/>
+        </w:rPr>
+      </w:pPr>
+      <w:r>
+        <w:rPr>
+          <w:sz w:val="28"/>
+          <w:szCs w:val="28"/>
+          <w:lang w:val="en-US"/>
+        </w:rPr>
+        <w:t xml:space="preserve">      &lt;</w:t>
+      </w:r>
+      <w:proofErr w:type="spellStart"/>
+      <w:proofErr w:type="gramStart"/>
+      <w:r>
+        <w:rPr>
+          <w:sz w:val="28"/>
+          <w:szCs w:val="28"/>
+          <w:lang w:val="en-US"/>
+        </w:rPr>
+        <w:t>wsc:CheckAccountResponse</w:t>
+      </w:r>
+      <w:proofErr w:type="spellEnd"/>
+      <w:proofErr w:type="gramEnd"/>
+      <w:r>
+        <w:rPr>
+          <w:sz w:val="28"/>
+          <w:szCs w:val="28"/>
+          <w:lang w:val="en-US"/>
+        </w:rPr>
+        <w:t>&gt;</w:t>
+      </w:r>
+    </w:p>
+    <w:p>
+      <w:pPr>
+        <w:suppressAutoHyphens/>
+        <w:autoSpaceDE w:val="0"/>
+        <w:autoSpaceDN w:val="0"/>
+        <w:adjustRightInd w:val="0"/>
+        <w:rPr>
+          <w:sz w:val="28"/>
+          <w:szCs w:val="28"/>
+          <w:lang w:val="en-US"/>
+        </w:rPr>
+      </w:pPr>
+      <w:r>
+        <w:rPr>
+          <w:sz w:val="28"/>
+          <w:szCs w:val="28"/>
+          <w:lang w:val="en-US"/>
+        </w:rPr>
+        <w:t xml:space="preserve">         &lt;</w:t>
+      </w:r>
+      <w:proofErr w:type="spellStart"/>
+      <w:proofErr w:type="gramStart"/>
+      <w:r>
+        <w:rPr>
+          <w:sz w:val="28"/>
+          <w:szCs w:val="28"/>
+          <w:lang w:val="en-US"/>
+        </w:rPr>
+        <w:t>wsc:AccountNumber</w:t>
+      </w:r>
+      <w:proofErr w:type="spellEnd"/>
+      <w:proofErr w:type="gramEnd"/>
+      <w:r>
+        <w:rPr>
+          <w:sz w:val="28"/>
+          <w:szCs w:val="28"/>
+          <w:lang w:val="en-US"/>
+        </w:rPr>
+        <w:t>&gt;${</w:t>
+      </w:r>
+      <w:proofErr w:type="spellStart"/>
+      <w:r>
+        <w:rPr>
+          <w:sz w:val="28"/>
+          <w:szCs w:val="28"/>
+          <w:lang w:val="en-US"/>
+        </w:rPr>
+        <w:t>AccountNumber</w:t>
+      </w:r>
+      <w:proofErr w:type="spellEnd"/>
+      <w:r>
+        <w:rPr>
+          <w:sz w:val="28"/>
+          <w:szCs w:val="28"/>
+          <w:lang w:val="en-US"/>
+        </w:rPr>
+        <w:t>}&lt;/</w:t>
+      </w:r>
+      <w:proofErr w:type="spellStart"/>
+      <w:r>
+        <w:rPr>
+          <w:sz w:val="28"/>
+          <w:szCs w:val="28"/>
+          <w:lang w:val="en-US"/>
+        </w:rPr>
+        <w:t>wsc:AccountNumber</w:t>
+      </w:r>
+      <w:proofErr w:type="spellEnd"/>
+      <w:r>
+        <w:rPr>
+          <w:sz w:val="28"/>
+          <w:szCs w:val="28"/>
+          <w:lang w:val="en-US"/>
+        </w:rPr>
+        <w:t>&gt;</w:t>
+      </w:r>
+    </w:p>
+    <w:p>
+      <w:pPr>
+        <w:suppressAutoHyphens/>
+        <w:autoSpaceDE w:val="0"/>
+        <w:autoSpaceDN w:val="0"/>
+        <w:adjustRightInd w:val="0"/>
+        <w:rPr>
+          <w:sz w:val="28"/>
+          <w:szCs w:val="28"/>
+          <w:lang w:val="en-US"/>
+        </w:rPr>
+      </w:pPr>
+      <w:r>
+        <w:rPr>
+          <w:sz w:val="28"/>
+          <w:szCs w:val="28"/>
+          <w:lang w:val="en-US"/>
+        </w:rPr>
+        <w:t xml:space="preserve">         &lt;</w:t>
+      </w:r>
+      <w:proofErr w:type="spellStart"/>
+      <w:proofErr w:type="gramStart"/>
+      <w:r>
+        <w:rPr>
+          <w:sz w:val="28"/>
+          <w:szCs w:val="28"/>
+          <w:lang w:val="en-US"/>
+        </w:rPr>
+        <w:t>wsc:Status</w:t>
+      </w:r>
+      <w:proofErr w:type="spellEnd"/>
+      <w:proofErr w:type="gramEnd"/>
+      <w:r>
+        <w:rPr>
+          <w:sz w:val="28"/>
+          <w:szCs w:val="28"/>
+          <w:lang w:val="en-US"/>
+        </w:rPr>
+        <w:t>&gt;Open&lt;/</w:t>
+      </w:r>
+      <w:proofErr w:type="spellStart"/>
+      <w:r>
+        <w:rPr>
+          <w:sz w:val="28"/>
+          <w:szCs w:val="28"/>
+          <w:lang w:val="en-US"/>
+        </w:rPr>
+        <w:t>wsc:Status</w:t>
+      </w:r>
+      <w:proofErr w:type="spellEnd"/>
+      <w:r>
+        <w:rPr>
+          <w:sz w:val="28"/>
+          <w:szCs w:val="28"/>
+          <w:lang w:val="en-US"/>
+        </w:rPr>
+        <w:t>&gt;</w:t>
+      </w:r>
+    </w:p>
+    <w:p>
+      <w:pPr>
+        <w:suppressAutoHyphens/>
+        <w:autoSpaceDE w:val="0"/>
+        <w:autoSpaceDN w:val="0"/>
+        <w:adjustRightInd w:val="0"/>
+        <w:rPr>
+          <w:sz w:val="28"/>
+          <w:szCs w:val="28"/>
+          <w:lang w:val="en-US"/>
+        </w:rPr>
+      </w:pPr>
+      <w:r>
+        <w:rPr>
+          <w:sz w:val="28"/>
+          <w:szCs w:val="28"/>
+          <w:lang w:val="en-US"/>
+        </w:rPr>
+        <w:t xml:space="preserve">      &lt;/</w:t>
+      </w:r>
+      <w:proofErr w:type="spellStart"/>
+      <w:proofErr w:type="gramStart"/>
+      <w:r>
+        <w:rPr>
+          <w:sz w:val="28"/>
+          <w:szCs w:val="28"/>
+          <w:lang w:val="en-US"/>
+        </w:rPr>
+        <w:t>wsc:CheckAccountResponse</w:t>
+      </w:r>
+      <w:proofErr w:type="spellEnd"/>
+      <w:proofErr w:type="gramEnd"/>
+      <w:r>
+        <w:rPr>
+          <w:sz w:val="28"/>
+          <w:szCs w:val="28"/>
+          <w:lang w:val="en-US"/>
+        </w:rPr>
+        <w:t>&gt;</w:t>
+      </w:r>
+    </w:p>
+    <w:p>
+      <w:pPr>
+        <w:suppressAutoHyphens/>
+        <w:autoSpaceDE w:val="0"/>
+        <w:autoSpaceDN w:val="0"/>
+        <w:adjustRightInd w:val="0"/>
+        <w:rPr>
+          <w:sz w:val="28"/>
+          <w:szCs w:val="28"/>
+          <w:lang w:val="en-US"/>
+        </w:rPr>
+      </w:pPr>
+      <w:r>
+        <w:rPr>
+          <w:sz w:val="28"/>
+          <w:szCs w:val="28"/>
+          <w:lang w:val="en-US"/>
+        </w:rPr>
+        <w:t xml:space="preserve">   &lt;/</w:t>
+      </w:r>
+      <w:proofErr w:type="spellStart"/>
+      <w:proofErr w:type="gramStart"/>
+      <w:r>
+        <w:rPr>
+          <w:sz w:val="28"/>
+          <w:szCs w:val="28"/>
+          <w:lang w:val="en-US"/>
+        </w:rPr>
+        <w:t>soapenv:Body</w:t>
+      </w:r>
+      <w:proofErr w:type="spellEnd"/>
+      <w:proofErr w:type="gramEnd"/>
+      <w:r>
+        <w:rPr>
+          <w:sz w:val="28"/>
+          <w:szCs w:val="28"/>
+          <w:lang w:val="en-US"/>
+        </w:rPr>
+        <w:t>&gt;</w:t>
+      </w:r>
+    </w:p>
+    <w:p>
+      <w:pPr>
+        <w:suppressAutoHyphens/>
+        <w:autoSpaceDE w:val="0"/>
+        <w:autoSpaceDN w:val="0"/>
+        <w:adjustRightInd w:val="0"/>
+        <w:rPr>
+          <w:sz w:val="28"/>
+          <w:szCs w:val="28"/>
+          <w:lang w:val="en-US"/>
+        </w:rPr>
+      </w:pPr>
+      <w:r>
+        <w:rPr>
+          <w:sz w:val="28"/>
+          <w:szCs w:val="28"/>
+          <w:lang w:val="en-US"/>
+        </w:rPr>
+        <w:t>&lt;/</w:t>
+      </w:r>
+      <w:proofErr w:type="spellStart"/>
+      <w:proofErr w:type="gramStart"/>
+      <w:r>
+        <w:rPr>
+          <w:sz w:val="28"/>
+          <w:szCs w:val="28"/>
+          <w:lang w:val="en-US"/>
+        </w:rPr>
+        <w:t>soapenv:Envelope</w:t>
+      </w:r>
+      <w:proofErr w:type="spellEnd"/>
+      <w:proofErr w:type="gramEnd"/>
+      <w:r>
+        <w:rPr>
+          <w:sz w:val="28"/>
+          <w:szCs w:val="28"/>
+          <w:lang w:val="en-US"/>
+        </w:rPr>
+        <w:t>&gt;</w:t>
+      </w:r>
+    </w:p>
+    <w:p>
+      <w:pPr>
+        <w:suppressAutoHyphens/>
+        <w:autoSpaceDE w:val="0"/>
+        <w:autoSpaceDN w:val="0"/>
+        <w:adjustRightInd w:val="0"/>
+        <w:rPr>
+          <w:sz w:val="28"/>
+          <w:szCs w:val="28"/>
+          <w:lang w:val="en-US"/>
+        </w:rPr>
+      </w:pPr>
+    </w:p>
+    <w:p>
+      <w:pPr>
+        <w:suppressAutoHyphens/>
+        <w:autoSpaceDE w:val="0"/>
+        <w:autoSpaceDN w:val="0"/>
+        <w:adjustRightInd w:val="0"/>
+        <w:rPr>
+          <w:sz w:val="28"/>
+          <w:szCs w:val="28"/>
+          <w:lang w:val="en-US"/>
+        </w:rPr>
+      </w:pPr>
+      <w:r>
+        <w:rPr>
+          <w:sz w:val="28"/>
+          <w:szCs w:val="28"/>
+          <w:lang w:val="en-US"/>
+        </w:rPr>
+        <w:tab/>
+        <w:t>Close:</w:t>
+      </w:r>
+    </w:p>
+    <w:p>
+      <w:pPr>
+        <w:suppressAutoHyphens/>
+        <w:autoSpaceDE w:val="0"/>
+        <w:autoSpaceDN w:val="0"/>
+        <w:adjustRightInd w:val="0"/>
+        <w:rPr>
+          <w:sz w:val="28"/>
+          <w:szCs w:val="28"/>
+          <w:lang w:val="en-US"/>
+        </w:rPr>
+      </w:pPr>
+      <w:r>
+        <w:rPr>
+          <w:sz w:val="28"/>
+          <w:szCs w:val="28"/>
+          <w:lang w:val="en-US"/>
+        </w:rPr>
+        <w:t>&lt;</w:t>
+      </w:r>
+      <w:proofErr w:type="spellStart"/>
+      <w:proofErr w:type="gramStart"/>
+      <w:r>
+        <w:rPr>
+          <w:sz w:val="28"/>
+          <w:szCs w:val="28"/>
+          <w:lang w:val="en-US"/>
+        </w:rPr>
+        <w:t>soapenv:Envelope</w:t>
+      </w:r>
+      <w:proofErr w:type="spellEnd"/>
+      <w:proofErr w:type="gramEnd"/>
+      <w:r>
+        <w:rPr>
+          <w:sz w:val="28"/>
+          <w:szCs w:val="28"/>
+          <w:lang w:val="en-US"/>
+        </w:rPr>
+        <w:t xml:space="preserve"> </w:t>
+      </w:r>
+      <w:proofErr w:type="spellStart"/>
+      <w:r>
+        <w:rPr>
+          <w:sz w:val="28"/>
+          <w:szCs w:val="28"/>
+          <w:lang w:val="en-US"/>
+        </w:rPr>
+        <w:t>xmlns:soapenv</w:t>
+      </w:r>
+      <w:proofErr w:type="spellEnd"/>
+      <w:r>
+        <w:rPr>
+          <w:sz w:val="28"/>
+          <w:szCs w:val="28"/>
+          <w:lang w:val="en-US"/>
+        </w:rPr>
+        <w:t xml:space="preserve">="http://schemas.xmlsoap.org/soap/envelope/" </w:t>
+      </w:r>
+      <w:proofErr w:type="spellStart"/>
+      <w:r>
+        <w:rPr>
+          <w:sz w:val="28"/>
+          <w:szCs w:val="28"/>
+          <w:lang w:val="en-US"/>
+        </w:rPr>
+        <w:t>xmlns:wsc</w:t>
+      </w:r>
+      <w:proofErr w:type="spellEnd"/>
+      <w:r>
+        <w:rPr>
+          <w:sz w:val="28"/>
+          <w:szCs w:val="28"/>
+          <w:lang w:val="en-US"/>
+        </w:rPr>
+        <w:t>="http://bank/schema/WSCommonTypes"&gt;</w:t>
+      </w:r>
+    </w:p>
+    <w:p>
+      <w:pPr>
+        <w:suppressAutoHyphens/>
+        <w:autoSpaceDE w:val="0"/>
+        <w:autoSpaceDN w:val="0"/>
+        <w:adjustRightInd w:val="0"/>
+        <w:rPr>
+          <w:sz w:val="28"/>
+          <w:szCs w:val="28"/>
+          <w:lang w:val="en-US"/>
+        </w:rPr>
+      </w:pPr>
+      <w:r>
+        <w:rPr>
+          <w:sz w:val="28"/>
+          <w:szCs w:val="28"/>
+          <w:lang w:val="en-US"/>
+        </w:rPr>
+        <w:t xml:space="preserve">   &lt;</w:t>
+      </w:r>
+      <w:proofErr w:type="spellStart"/>
+      <w:proofErr w:type="gramStart"/>
+      <w:r>
+        <w:rPr>
+          <w:sz w:val="28"/>
+          <w:szCs w:val="28"/>
+          <w:lang w:val="en-US"/>
+        </w:rPr>
+        <w:t>soapenv:Header</w:t>
+      </w:r>
+      <w:proofErr w:type="spellEnd"/>
+      <w:proofErr w:type="gramEnd"/>
+      <w:r>
+        <w:rPr>
+          <w:sz w:val="28"/>
+          <w:szCs w:val="28"/>
+          <w:lang w:val="en-US"/>
+        </w:rPr>
+        <w:t>/&gt;</w:t>
+      </w:r>
+    </w:p>
+    <w:p>
+      <w:pPr>
+        <w:suppressAutoHyphens/>
+        <w:autoSpaceDE w:val="0"/>
+        <w:autoSpaceDN w:val="0"/>
+        <w:adjustRightInd w:val="0"/>
+        <w:rPr>
+          <w:sz w:val="28"/>
+          <w:szCs w:val="28"/>
+          <w:lang w:val="en-US"/>
+        </w:rPr>
+      </w:pPr>
+      <w:r>
+        <w:rPr>
+          <w:sz w:val="28"/>
+          <w:szCs w:val="28"/>
+          <w:lang w:val="en-US"/>
+        </w:rPr>
+        <w:t xml:space="preserve">   &lt;</w:t>
+      </w:r>
+      <w:proofErr w:type="spellStart"/>
+      <w:proofErr w:type="gramStart"/>
+      <w:r>
+        <w:rPr>
+          <w:sz w:val="28"/>
+          <w:szCs w:val="28"/>
+          <w:lang w:val="en-US"/>
+        </w:rPr>
+        <w:t>soapenv:Body</w:t>
+      </w:r>
+      <w:proofErr w:type="spellEnd"/>
+      <w:proofErr w:type="gramEnd"/>
+      <w:r>
+        <w:rPr>
+          <w:sz w:val="28"/>
+          <w:szCs w:val="28"/>
+          <w:lang w:val="en-US"/>
+        </w:rPr>
+        <w:t>&gt;</w:t>
+      </w:r>
+    </w:p>
+    <w:p>
+      <w:pPr>
+        <w:suppressAutoHyphens/>
+        <w:autoSpaceDE w:val="0"/>
+        <w:autoSpaceDN w:val="0"/>
+        <w:adjustRightInd w:val="0"/>
+        <w:rPr>
+          <w:sz w:val="28"/>
+          <w:szCs w:val="28"/>
+          <w:lang w:val="en-US"/>
+        </w:rPr>
+      </w:pPr>
+      <w:r>
+        <w:rPr>
+          <w:sz w:val="28"/>
+          <w:szCs w:val="28"/>
+          <w:lang w:val="en-US"/>
+        </w:rPr>
+        <w:t xml:space="preserve">      &lt;</w:t>
+      </w:r>
+      <w:proofErr w:type="spellStart"/>
+      <w:proofErr w:type="gramStart"/>
+      <w:r>
+        <w:rPr>
+          <w:sz w:val="28"/>
+          <w:szCs w:val="28"/>
+          <w:lang w:val="en-US"/>
+        </w:rPr>
+        <w:t>wsc:CheckAccountResponse</w:t>
+      </w:r>
+      <w:proofErr w:type="spellEnd"/>
+      <w:proofErr w:type="gramEnd"/>
+      <w:r>
+        <w:rPr>
+          <w:sz w:val="28"/>
+          <w:szCs w:val="28"/>
+          <w:lang w:val="en-US"/>
+        </w:rPr>
+        <w:t>&gt;</w:t>
+      </w:r>
+    </w:p>
+    <w:p>
+      <w:pPr>
+        <w:suppressAutoHyphens/>
+        <w:autoSpaceDE w:val="0"/>
+        <w:autoSpaceDN w:val="0"/>
+        <w:adjustRightInd w:val="0"/>
+        <w:rPr>
+          <w:sz w:val="28"/>
+          <w:szCs w:val="28"/>
+          <w:lang w:val="en-US"/>
+        </w:rPr>
+      </w:pPr>
+      <w:r>
+        <w:rPr>
+          <w:sz w:val="28"/>
+          <w:szCs w:val="28"/>
+          <w:lang w:val="en-US"/>
+        </w:rPr>
+        <w:t xml:space="preserve">         &lt;</w:t>
+      </w:r>
+      <w:proofErr w:type="spellStart"/>
+      <w:proofErr w:type="gramStart"/>
+      <w:r>
+        <w:rPr>
+          <w:sz w:val="28"/>
+          <w:szCs w:val="28"/>
+          <w:lang w:val="en-US"/>
+        </w:rPr>
+        <w:t>wsc:AccountNumber</w:t>
+      </w:r>
+      <w:proofErr w:type="spellEnd"/>
+      <w:proofErr w:type="gramEnd"/>
+      <w:r>
+        <w:rPr>
+          <w:sz w:val="28"/>
+          <w:szCs w:val="28"/>
+          <w:lang w:val="en-US"/>
+        </w:rPr>
+        <w:t>&gt;${</w:t>
+      </w:r>
+      <w:proofErr w:type="spellStart"/>
+      <w:r>
+        <w:rPr>
+          <w:sz w:val="28"/>
+          <w:szCs w:val="28"/>
+          <w:lang w:val="en-US"/>
+        </w:rPr>
+        <w:t>AccountNumber</w:t>
+      </w:r>
+      <w:proofErr w:type="spellEnd"/>
+      <w:r>
+        <w:rPr>
+          <w:sz w:val="28"/>
+          <w:szCs w:val="28"/>
+          <w:lang w:val="en-US"/>
+        </w:rPr>
+        <w:t>}&lt;/</w:t>
+      </w:r>
+      <w:proofErr w:type="spellStart"/>
+      <w:r>
+        <w:rPr>
+          <w:sz w:val="28"/>
+          <w:szCs w:val="28"/>
+          <w:lang w:val="en-US"/>
+        </w:rPr>
+        <w:t>wsc:AccountNumber</w:t>
+      </w:r>
+      <w:proofErr w:type="spellEnd"/>
+      <w:r>
+        <w:rPr>
+          <w:sz w:val="28"/>
+          <w:szCs w:val="28"/>
+          <w:lang w:val="en-US"/>
+        </w:rPr>
+        <w:t>&gt;</w:t>
+      </w:r>
+    </w:p>
+    <w:p>
+      <w:pPr>
+        <w:suppressAutoHyphens/>
+        <w:autoSpaceDE w:val="0"/>
+        <w:autoSpaceDN w:val="0"/>
+        <w:adjustRightInd w:val="0"/>
+        <w:rPr>
+          <w:sz w:val="28"/>
+          <w:szCs w:val="28"/>
+          <w:lang w:val="en-US"/>
+        </w:rPr>
+      </w:pPr>
+      <w:r>
+        <w:rPr>
+          <w:sz w:val="28"/>
+          <w:szCs w:val="28"/>
+          <w:lang w:val="en-US"/>
+        </w:rPr>
+        <w:t xml:space="preserve">         &lt;</w:t>
+      </w:r>
+      <w:proofErr w:type="spellStart"/>
+      <w:proofErr w:type="gramStart"/>
+      <w:r>
+        <w:rPr>
+          <w:sz w:val="28"/>
+          <w:szCs w:val="28"/>
+          <w:lang w:val="en-US"/>
+        </w:rPr>
+        <w:t>wsc:Status</w:t>
+      </w:r>
+      <w:proofErr w:type="spellEnd"/>
+      <w:proofErr w:type="gramEnd"/>
+      <w:r>
+        <w:rPr>
+          <w:sz w:val="28"/>
+          <w:szCs w:val="28"/>
+          <w:lang w:val="en-US"/>
+        </w:rPr>
+        <w:t>&gt;Close&lt;/</w:t>
+      </w:r>
+      <w:proofErr w:type="spellStart"/>
+      <w:r>
+        <w:rPr>
+          <w:sz w:val="28"/>
+          <w:szCs w:val="28"/>
+          <w:lang w:val="en-US"/>
+        </w:rPr>
+        <w:t>wsc:Status</w:t>
+      </w:r>
+      <w:proofErr w:type="spellEnd"/>
+      <w:r>
+        <w:rPr>
+          <w:sz w:val="28"/>
+          <w:szCs w:val="28"/>
+          <w:lang w:val="en-US"/>
+        </w:rPr>
+        <w:t>&gt;</w:t>
+      </w:r>
+    </w:p>
+    <w:p>
+      <w:pPr>
+        <w:suppressAutoHyphens/>
+        <w:autoSpaceDE w:val="0"/>
+        <w:autoSpaceDN w:val="0"/>
+        <w:adjustRightInd w:val="0"/>
+        <w:rPr>
+          <w:sz w:val="28"/>
+          <w:szCs w:val="28"/>
+          <w:lang w:val="en-US"/>
+        </w:rPr>
+      </w:pPr>
+      <w:r>
+        <w:rPr>
+          <w:sz w:val="28"/>
+          <w:szCs w:val="28"/>
+          <w:lang w:val="en-US"/>
+        </w:rPr>
+        <w:t xml:space="preserve">      &lt;/</w:t>
+      </w:r>
+      <w:proofErr w:type="spellStart"/>
+      <w:proofErr w:type="gramStart"/>
+      <w:r>
+        <w:rPr>
+          <w:sz w:val="28"/>
+          <w:szCs w:val="28"/>
+          <w:lang w:val="en-US"/>
+        </w:rPr>
+        <w:t>wsc:CheckAccountResponse</w:t>
+      </w:r>
+      <w:proofErr w:type="spellEnd"/>
+      <w:proofErr w:type="gramEnd"/>
+      <w:r>
+        <w:rPr>
+          <w:sz w:val="28"/>
+          <w:szCs w:val="28"/>
+          <w:lang w:val="en-US"/>
+        </w:rPr>
+        <w:t>&gt;</w:t>
+      </w:r>
+    </w:p>
+    <w:p>
+      <w:pPr>
+        <w:suppressAutoHyphens/>
+        <w:autoSpaceDE w:val="0"/>
+        <w:autoSpaceDN w:val="0"/>
+        <w:adjustRightInd w:val="0"/>
+        <w:rPr>
+          <w:sz w:val="28"/>
+          <w:szCs w:val="28"/>
+          <w:lang w:val="en-US"/>
+        </w:rPr>
+      </w:pPr>
+      <w:r>
+        <w:rPr>
+          <w:sz w:val="28"/>
+          <w:szCs w:val="28"/>
+          <w:lang w:val="en-US"/>
+        </w:rPr>
+        <w:t xml:space="preserve">   &lt;/</w:t>
+      </w:r>
+      <w:proofErr w:type="spellStart"/>
+      <w:proofErr w:type="gramStart"/>
+      <w:r>
+        <w:rPr>
+          <w:sz w:val="28"/>
+          <w:szCs w:val="28"/>
+          <w:lang w:val="en-US"/>
+        </w:rPr>
+        <w:t>soapenv:Body</w:t>
+      </w:r>
+      <w:proofErr w:type="spellEnd"/>
+      <w:proofErr w:type="gramEnd"/>
+      <w:r>
+        <w:rPr>
+          <w:sz w:val="28"/>
+          <w:szCs w:val="28"/>
+          <w:lang w:val="en-US"/>
+        </w:rPr>
+        <w:t>&gt;</w:t>
+      </w:r>
+    </w:p>
+    <w:p>
+      <w:pPr>
+        <w:suppressAutoHyphens/>
+        <w:autoSpaceDE w:val="0"/>
+        <w:autoSpaceDN w:val="0"/>
+        <w:adjustRightInd w:val="0"/>
+        <w:rPr>
+          <w:sz w:val="28"/>
+          <w:szCs w:val="28"/>
+          <w:lang w:val="en-US"/>
+        </w:rPr>
+      </w:pPr>
+      <w:r>
+        <w:rPr>
+          <w:sz w:val="28"/>
+          <w:szCs w:val="28"/>
+          <w:lang w:val="en-US"/>
+        </w:rPr>
+        <w:t>&lt;/</w:t>
+      </w:r>
+      <w:proofErr w:type="spellStart"/>
+      <w:proofErr w:type="gramStart"/>
+      <w:r>
+        <w:rPr>
+          <w:sz w:val="28"/>
+          <w:szCs w:val="28"/>
+          <w:lang w:val="en-US"/>
+        </w:rPr>
+        <w:t>soapenv:Envelope</w:t>
+      </w:r>
+      <w:proofErr w:type="spellEnd"/>
+      <w:proofErr w:type="gramEnd"/>
+      <w:r>
+        <w:rPr>
+          <w:sz w:val="28"/>
+          <w:szCs w:val="28"/>
+          <w:lang w:val="en-US"/>
+        </w:rPr>
+        <w:t>&gt;</w:t>
+      </w:r>
+    </w:p>
+    <w:p>
+      <w:pPr>
+        <w:suppressAutoHyphens/>
+        <w:autoSpaceDE w:val="0"/>
+        <w:autoSpaceDN w:val="0"/>
+        <w:adjustRightInd w:val="0"/>
+        <w:rPr>
+          <w:sz w:val="28"/>
+          <w:szCs w:val="28"/>
+          <w:lang w:val="en-US"/>
+        </w:rPr>
+      </w:pPr>
+    </w:p>
+    <w:p>
+      <w:pPr>
+        <w:suppressAutoHyphens/>
+        <w:autoSpaceDE w:val="0"/>
+        <w:autoSpaceDN w:val="0"/>
+        <w:adjustRightInd w:val="0"/>
+        <w:rPr>
+          <w:sz w:val="28"/>
+          <w:szCs w:val="28"/>
+          <w:lang w:val="en-US"/>
+        </w:rPr>
+      </w:pPr>
+      <w:r>
+        <w:rPr>
+          <w:sz w:val="28"/>
+          <w:szCs w:val="28"/>
+          <w:lang w:val="en-US"/>
+        </w:rPr>
+        <w:tab/>
+        <w:t>Blocked:</w:t>
+      </w:r>
+    </w:p>
+    <w:p>
+      <w:pPr>
+        <w:suppressAutoHyphens/>
+        <w:autoSpaceDE w:val="0"/>
+        <w:autoSpaceDN w:val="0"/>
+        <w:adjustRightInd w:val="0"/>
+        <w:rPr>
+          <w:sz w:val="28"/>
+          <w:szCs w:val="28"/>
+          <w:lang w:val="en-US"/>
+        </w:rPr>
+      </w:pPr>
+      <w:r>
+        <w:rPr>
+          <w:sz w:val="28"/>
+          <w:szCs w:val="28"/>
+          <w:lang w:val="en-US"/>
+        </w:rPr>
+        <w:t>&lt;</w:t>
+      </w:r>
+      <w:proofErr w:type="spellStart"/>
+      <w:proofErr w:type="gramStart"/>
+      <w:r>
+        <w:rPr>
+          <w:sz w:val="28"/>
+          <w:szCs w:val="28"/>
+          <w:lang w:val="en-US"/>
+        </w:rPr>
+        <w:t>soapenv:Envelope</w:t>
+      </w:r>
+      <w:proofErr w:type="spellEnd"/>
+      <w:proofErr w:type="gramEnd"/>
+      <w:r>
+        <w:rPr>
+          <w:sz w:val="28"/>
+          <w:szCs w:val="28"/>
+          <w:lang w:val="en-US"/>
+        </w:rPr>
+        <w:t xml:space="preserve"> </w:t>
+      </w:r>
+      <w:proofErr w:type="spellStart"/>
+      <w:r>
+        <w:rPr>
+          <w:sz w:val="28"/>
+          <w:szCs w:val="28"/>
+          <w:lang w:val="en-US"/>
+        </w:rPr>
+        <w:t>xmlns:soapenv</w:t>
+      </w:r>
+      <w:proofErr w:type="spellEnd"/>
+      <w:r>
+        <w:rPr>
+          <w:sz w:val="28"/>
+          <w:szCs w:val="28"/>
+          <w:lang w:val="en-US"/>
+        </w:rPr>
+        <w:t xml:space="preserve">="http://schemas.xmlsoap.org/soap/envelope/" </w:t>
+      </w:r>
+      <w:proofErr w:type="spellStart"/>
+      <w:r>
+        <w:rPr>
+          <w:sz w:val="28"/>
+          <w:szCs w:val="28"/>
+          <w:lang w:val="en-US"/>
+        </w:rPr>
+        <w:t>xmlns:wsc</w:t>
+      </w:r>
+      <w:proofErr w:type="spellEnd"/>
+      <w:r>
+        <w:rPr>
+          <w:sz w:val="28"/>
+          <w:szCs w:val="28"/>
+          <w:lang w:val="en-US"/>
+        </w:rPr>
+        <w:t>="http://bank/schema/WSCommonTypes"&gt;</w:t>
+      </w:r>
+    </w:p>
+    <w:p>
+      <w:pPr>
+        <w:suppressAutoHyphens/>
+        <w:autoSpaceDE w:val="0"/>
+        <w:autoSpaceDN w:val="0"/>
+        <w:adjustRightInd w:val="0"/>
+        <w:rPr>
+          <w:sz w:val="28"/>
+          <w:szCs w:val="28"/>
+          <w:lang w:val="en-US"/>
+        </w:rPr>
+      </w:pPr>
+      <w:r>
+        <w:rPr>
+          <w:sz w:val="28"/>
+          <w:szCs w:val="28"/>
+          <w:lang w:val="en-US"/>
+        </w:rPr>
+        <w:t xml:space="preserve">   &lt;</w:t>
+      </w:r>
+      <w:proofErr w:type="spellStart"/>
+      <w:proofErr w:type="gramStart"/>
+      <w:r>
+        <w:rPr>
+          <w:sz w:val="28"/>
+          <w:szCs w:val="28"/>
+          <w:lang w:val="en-US"/>
+        </w:rPr>
+        <w:t>soapenv:Header</w:t>
+      </w:r>
+      <w:proofErr w:type="spellEnd"/>
+      <w:proofErr w:type="gramEnd"/>
+      <w:r>
+        <w:rPr>
+          <w:sz w:val="28"/>
+          <w:szCs w:val="28"/>
+          <w:lang w:val="en-US"/>
+        </w:rPr>
+        <w:t>/&gt;</w:t>
+      </w:r>
+    </w:p>
+    <w:p>
+      <w:pPr>
+        <w:suppressAutoHyphens/>
+        <w:autoSpaceDE w:val="0"/>
+        <w:autoSpaceDN w:val="0"/>
+        <w:adjustRightInd w:val="0"/>
+        <w:rPr>
+          <w:sz w:val="28"/>
+          <w:szCs w:val="28"/>
+          <w:lang w:val="en-US"/>
+        </w:rPr>
+      </w:pPr>
+      <w:r>
+        <w:rPr>
+          <w:sz w:val="28"/>
+          <w:szCs w:val="28"/>
+          <w:lang w:val="en-US"/>
+        </w:rPr>
+        <w:t xml:space="preserve">   &lt;</w:t>
+      </w:r>
+      <w:proofErr w:type="spellStart"/>
+      <w:proofErr w:type="gramStart"/>
+      <w:r>
+        <w:rPr>
+          <w:sz w:val="28"/>
+          <w:szCs w:val="28"/>
+          <w:lang w:val="en-US"/>
+        </w:rPr>
+        <w:t>soapenv:Body</w:t>
+      </w:r>
+      <w:proofErr w:type="spellEnd"/>
+      <w:proofErr w:type="gramEnd"/>
+      <w:r>
+        <w:rPr>
+          <w:sz w:val="28"/>
+          <w:szCs w:val="28"/>
+          <w:lang w:val="en-US"/>
+        </w:rPr>
+        <w:t>&gt;</w:t>
+      </w:r>
+    </w:p>
+    <w:p>
+      <w:pPr>
+        <w:suppressAutoHyphens/>
+        <w:autoSpaceDE w:val="0"/>
+        <w:autoSpaceDN w:val="0"/>
+        <w:adjustRightInd w:val="0"/>
+        <w:rPr>
+          <w:sz w:val="28"/>
+          <w:szCs w:val="28"/>
+          <w:lang w:val="en-US"/>
+        </w:rPr>
+      </w:pPr>
+      <w:r>
+        <w:rPr>
+          <w:sz w:val="28"/>
+          <w:szCs w:val="28"/>
+          <w:lang w:val="en-US"/>
+        </w:rPr>
+        <w:t xml:space="preserve">      &lt;</w:t>
+      </w:r>
+      <w:proofErr w:type="spellStart"/>
+      <w:proofErr w:type="gramStart"/>
+      <w:r>
+        <w:rPr>
+          <w:sz w:val="28"/>
+          <w:szCs w:val="28"/>
+          <w:lang w:val="en-US"/>
+        </w:rPr>
+        <w:t>wsc:CheckAccountResponse</w:t>
+      </w:r>
+      <w:proofErr w:type="spellEnd"/>
+      <w:proofErr w:type="gramEnd"/>
+      <w:r>
+        <w:rPr>
+          <w:sz w:val="28"/>
+          <w:szCs w:val="28"/>
+          <w:lang w:val="en-US"/>
+        </w:rPr>
+        <w:t>&gt;</w:t>
+      </w:r>
+    </w:p>
+    <w:p>
+      <w:pPr>
+        <w:suppressAutoHyphens/>
+        <w:autoSpaceDE w:val="0"/>
+        <w:autoSpaceDN w:val="0"/>
+        <w:adjustRightInd w:val="0"/>
+        <w:rPr>
+          <w:sz w:val="28"/>
+          <w:szCs w:val="28"/>
+          <w:lang w:val="en-US"/>
+        </w:rPr>
+      </w:pPr>
+      <w:r>
+        <w:rPr>
+          <w:sz w:val="28"/>
+          <w:szCs w:val="28"/>
+          <w:lang w:val="en-US"/>
+        </w:rPr>
+        <w:t xml:space="preserve">         &lt;</w:t>
+      </w:r>
+      <w:proofErr w:type="spellStart"/>
+      <w:proofErr w:type="gramStart"/>
+      <w:r>
+        <w:rPr>
+          <w:sz w:val="28"/>
+          <w:szCs w:val="28"/>
+          <w:lang w:val="en-US"/>
+        </w:rPr>
+        <w:t>wsc:AccountNumber</w:t>
+      </w:r>
+      <w:proofErr w:type="spellEnd"/>
+      <w:proofErr w:type="gramEnd"/>
+      <w:r>
+        <w:rPr>
+          <w:sz w:val="28"/>
+          <w:szCs w:val="28"/>
+          <w:lang w:val="en-US"/>
+        </w:rPr>
+        <w:t>&gt;${</w:t>
+      </w:r>
+      <w:proofErr w:type="spellStart"/>
+      <w:r>
+        <w:rPr>
+          <w:sz w:val="28"/>
+          <w:szCs w:val="28"/>
+          <w:lang w:val="en-US"/>
+        </w:rPr>
+        <w:t>AccountNumber</w:t>
+      </w:r>
+      <w:proofErr w:type="spellEnd"/>
+      <w:r>
+        <w:rPr>
+          <w:sz w:val="28"/>
+          <w:szCs w:val="28"/>
+          <w:lang w:val="en-US"/>
+        </w:rPr>
+        <w:t>}&lt;/</w:t>
+      </w:r>
+      <w:proofErr w:type="spellStart"/>
+      <w:r>
+        <w:rPr>
+          <w:sz w:val="28"/>
+          <w:szCs w:val="28"/>
+          <w:lang w:val="en-US"/>
+        </w:rPr>
+        <w:t>wsc:AccountNumber</w:t>
+      </w:r>
+      <w:proofErr w:type="spellEnd"/>
+      <w:r>
+        <w:rPr>
+          <w:sz w:val="28"/>
+          <w:szCs w:val="28"/>
+          <w:lang w:val="en-US"/>
+        </w:rPr>
+        <w:t>&gt;</w:t>
+      </w:r>
+    </w:p>
+    <w:p>
+      <w:pPr>
+        <w:suppressAutoHyphens/>
+        <w:autoSpaceDE w:val="0"/>
+        <w:autoSpaceDN w:val="0"/>
+        <w:adjustRightInd w:val="0"/>
+        <w:rPr>
+          <w:sz w:val="28"/>
+          <w:szCs w:val="28"/>
+          <w:lang w:val="en-US"/>
+        </w:rPr>
+      </w:pPr>
+      <w:r>
+        <w:rPr>
+          <w:sz w:val="28"/>
+          <w:szCs w:val="28"/>
+          <w:lang w:val="en-US"/>
+        </w:rPr>
+        <w:t xml:space="preserve">         &lt;</w:t>
+      </w:r>
+      <w:proofErr w:type="spellStart"/>
+      <w:proofErr w:type="gramStart"/>
+      <w:r>
+        <w:rPr>
+          <w:sz w:val="28"/>
+          <w:szCs w:val="28"/>
+          <w:lang w:val="en-US"/>
+        </w:rPr>
+        <w:t>wsc:Status</w:t>
+      </w:r>
+      <w:proofErr w:type="spellEnd"/>
+      <w:proofErr w:type="gramEnd"/>
+      <w:r>
+        <w:rPr>
+          <w:sz w:val="28"/>
+          <w:szCs w:val="28"/>
+          <w:lang w:val="en-US"/>
+        </w:rPr>
+        <w:t>&gt;Blocked&lt;/</w:t>
+      </w:r>
+      <w:proofErr w:type="spellStart"/>
+      <w:r>
+        <w:rPr>
+          <w:sz w:val="28"/>
+          <w:szCs w:val="28"/>
+          <w:lang w:val="en-US"/>
+        </w:rPr>
+        <w:t>wsc:Status</w:t>
+      </w:r>
+      <w:proofErr w:type="spellEnd"/>
+      <w:r>
+        <w:rPr>
+          <w:sz w:val="28"/>
+          <w:szCs w:val="28"/>
+          <w:lang w:val="en-US"/>
+        </w:rPr>
+        <w:t>&gt;</w:t>
+      </w:r>
+    </w:p>
+    <w:p>
+      <w:pPr>
+        <w:suppressAutoHyphens/>
+        <w:autoSpaceDE w:val="0"/>
+        <w:autoSpaceDN w:val="0"/>
+        <w:adjustRightInd w:val="0"/>
+        <w:rPr>
+          <w:sz w:val="28"/>
+          <w:szCs w:val="28"/>
+          <w:lang w:val="en-US"/>
+        </w:rPr>
+      </w:pPr>
+      <w:r>
+        <w:rPr>
+          <w:sz w:val="28"/>
+          <w:szCs w:val="28"/>
+          <w:lang w:val="en-US"/>
+        </w:rPr>
+        <w:t xml:space="preserve">      &lt;/</w:t>
+      </w:r>
+      <w:proofErr w:type="spellStart"/>
+      <w:proofErr w:type="gramStart"/>
+      <w:r>
+        <w:rPr>
+          <w:sz w:val="28"/>
+          <w:szCs w:val="28"/>
+          <w:lang w:val="en-US"/>
+        </w:rPr>
+        <w:t>wsc:CheckAccountResponse</w:t>
+      </w:r>
+      <w:proofErr w:type="spellEnd"/>
+      <w:proofErr w:type="gramEnd"/>
+      <w:r>
+        <w:rPr>
+          <w:sz w:val="28"/>
+          <w:szCs w:val="28"/>
+          <w:lang w:val="en-US"/>
+        </w:rPr>
+        <w:t>&gt;</w:t>
+      </w:r>
+    </w:p>
+    <w:p>
+      <w:pPr>
+        <w:suppressAutoHyphens/>
+        <w:autoSpaceDE w:val="0"/>
+        <w:autoSpaceDN w:val="0"/>
+        <w:adjustRightInd w:val="0"/>
+        <w:rPr>
+          <w:sz w:val="28"/>
+          <w:szCs w:val="28"/>
+          <w:lang w:val="en-US"/>
+        </w:rPr>
+      </w:pPr>
+      <w:r>
+        <w:rPr>
+          <w:sz w:val="28"/>
+          <w:szCs w:val="28"/>
+          <w:lang w:val="en-US"/>
+        </w:rPr>
+        <w:t xml:space="preserve">   &lt;/</w:t>
+      </w:r>
+      <w:proofErr w:type="spellStart"/>
+      <w:proofErr w:type="gramStart"/>
+      <w:r>
+        <w:rPr>
+          <w:sz w:val="28"/>
+          <w:szCs w:val="28"/>
+          <w:lang w:val="en-US"/>
+        </w:rPr>
+        <w:t>soapenv:Body</w:t>
+      </w:r>
+      <w:proofErr w:type="spellEnd"/>
+      <w:proofErr w:type="gramEnd"/>
+      <w:r>
+        <w:rPr>
+          <w:sz w:val="28"/>
+          <w:szCs w:val="28"/>
+          <w:lang w:val="en-US"/>
+        </w:rPr>
+        <w:t>&gt;</w:t>
+      </w:r>
+    </w:p>
+    <w:p>
+      <w:pPr>
+        <w:suppressAutoHyphens/>
+        <w:autoSpaceDE w:val="0"/>
+        <w:autoSpaceDN w:val="0"/>
+        <w:adjustRightInd w:val="0"/>
+        <w:rPr>
+          <w:sz w:val="28"/>
+          <w:szCs w:val="28"/>
+          <w:lang w:val="en-US"/>
+        </w:rPr>
+      </w:pPr>
+      <w:r>
+        <w:rPr>
+          <w:sz w:val="28"/>
+          <w:szCs w:val="28"/>
+          <w:lang w:val="en-US"/>
+        </w:rPr>
+        <w:t>&lt;/</w:t>
+      </w:r>
+      <w:proofErr w:type="spellStart"/>
+      <w:proofErr w:type="gramStart"/>
+      <w:r>
+        <w:rPr>
+          <w:sz w:val="28"/>
+          <w:szCs w:val="28"/>
+          <w:lang w:val="en-US"/>
+        </w:rPr>
+        <w:t>soapenv:Envelope</w:t>
+      </w:r>
+      <w:proofErr w:type="spellEnd"/>
+      <w:proofErr w:type="gramEnd"/>
+      <w:r>
+        <w:rPr>
+          <w:sz w:val="28"/>
+          <w:szCs w:val="28"/>
+          <w:lang w:val="en-US"/>
+        </w:rPr>
+        <w:t>&gt;</w:t>
+      </w:r>
+    </w:p>
+    <w:p>
+      <w:pPr>
+        <w:suppressAutoHyphens/>
+        <w:autoSpaceDE w:val="0"/>
+        <w:autoSpaceDN w:val="0"/>
+        <w:adjustRightInd w:val="0"/>
+        <w:rPr>
+          <w:sz w:val="28"/>
+          <w:szCs w:val="28"/>
+          <w:lang w:val="en-US"/>
+        </w:rPr>
+      </w:pPr>
+    </w:p>
+    <w:p>
+      <w:pPr>
+        <w:suppressAutoHyphens/>
+        <w:autoSpaceDE w:val="0"/>
+        <w:autoSpaceDN w:val="0"/>
+        <w:adjustRightInd w:val="0"/>
+        <w:rPr>
+          <w:sz w:val="28"/>
+          <w:szCs w:val="28"/>
+          <w:lang w:val="en-US"/>
+        </w:rPr>
+      </w:pPr>
+      <w:r>
+        <w:rPr>
+          <w:sz w:val="28"/>
+          <w:szCs w:val="28"/>
+          <w:lang w:val="en-US"/>
+        </w:rPr>
+        <w:tab/>
+        <w:t>Error:</w:t>
+      </w:r>
+    </w:p>
+    <w:p>
+      <w:pPr>
+        <w:suppressAutoHyphens/>
+        <w:autoSpaceDE w:val="0"/>
+        <w:autoSpaceDN w:val="0"/>
+        <w:adjustRightInd w:val="0"/>
+        <w:rPr>
+          <w:sz w:val="28"/>
+          <w:szCs w:val="28"/>
+          <w:lang w:val="en-US"/>
+        </w:rPr>
+      </w:pPr>
+      <w:r>
+        <w:rPr>
+          <w:sz w:val="28"/>
+          <w:szCs w:val="28"/>
+          <w:lang w:val="en-US"/>
+        </w:rPr>
+        <w:t>&lt;</w:t>
+      </w:r>
+      <w:proofErr w:type="spellStart"/>
+      <w:proofErr w:type="gramStart"/>
+      <w:r>
+        <w:rPr>
+          <w:sz w:val="28"/>
+          <w:szCs w:val="28"/>
+          <w:lang w:val="en-US"/>
+        </w:rPr>
+        <w:t>soapenv:Envelope</w:t>
+      </w:r>
+      <w:proofErr w:type="spellEnd"/>
+      <w:proofErr w:type="gramEnd"/>
+      <w:r>
+        <w:rPr>
+          <w:sz w:val="28"/>
+          <w:szCs w:val="28"/>
+          <w:lang w:val="en-US"/>
+        </w:rPr>
+        <w:t xml:space="preserve"> </w:t>
+      </w:r>
+      <w:proofErr w:type="spellStart"/>
+      <w:r>
+        <w:rPr>
+          <w:sz w:val="28"/>
+          <w:szCs w:val="28"/>
+          <w:lang w:val="en-US"/>
+        </w:rPr>
+        <w:t>xmlns:soapenv</w:t>
+      </w:r>
+      <w:proofErr w:type="spellEnd"/>
+      <w:r>
+        <w:rPr>
+          <w:sz w:val="28"/>
+          <w:szCs w:val="28"/>
+          <w:lang w:val="en-US"/>
+        </w:rPr>
+        <w:t xml:space="preserve">="http://schemas.xmlsoap.org/soap/envelope/" </w:t>
+      </w:r>
+      <w:proofErr w:type="spellStart"/>
+      <w:r>
+        <w:rPr>
+          <w:sz w:val="28"/>
+          <w:szCs w:val="28"/>
+          <w:lang w:val="en-US"/>
+        </w:rPr>
+        <w:t>xmlns:wsc</w:t>
+      </w:r>
+      <w:proofErr w:type="spellEnd"/>
+      <w:r>
+        <w:rPr>
+          <w:sz w:val="28"/>
+          <w:szCs w:val="28"/>
+          <w:lang w:val="en-US"/>
+        </w:rPr>
+        <w:t>="http://bank/schema/WSCommonTypes"&gt;</w:t>
+      </w:r>
+    </w:p>
+    <w:p>
+      <w:pPr>
+        <w:suppressAutoHyphens/>
+        <w:autoSpaceDE w:val="0"/>
+        <w:autoSpaceDN w:val="0"/>
+        <w:adjustRightInd w:val="0"/>
+        <w:rPr>
+          <w:sz w:val="28"/>
+          <w:szCs w:val="28"/>
+          <w:lang w:val="en-US"/>
+        </w:rPr>
+      </w:pPr>
+      <w:r>
+        <w:rPr>
+          <w:sz w:val="28"/>
+          <w:szCs w:val="28"/>
+          <w:lang w:val="en-US"/>
+        </w:rPr>
+        <w:t xml:space="preserve">   &lt;</w:t>
+      </w:r>
+      <w:proofErr w:type="spellStart"/>
+      <w:proofErr w:type="gramStart"/>
+      <w:r>
+        <w:rPr>
+          <w:sz w:val="28"/>
+          <w:szCs w:val="28"/>
+          <w:lang w:val="en-US"/>
+        </w:rPr>
+        <w:t>soapenv:Header</w:t>
+      </w:r>
+      <w:proofErr w:type="spellEnd"/>
+      <w:proofErr w:type="gramEnd"/>
+      <w:r>
+        <w:rPr>
+          <w:sz w:val="28"/>
+          <w:szCs w:val="28"/>
+          <w:lang w:val="en-US"/>
+        </w:rPr>
+        <w:t>/&gt;</w:t>
+      </w:r>
+    </w:p>
+    <w:p>
+      <w:pPr>
+        <w:suppressAutoHyphens/>
+        <w:autoSpaceDE w:val="0"/>
+        <w:autoSpaceDN w:val="0"/>
+        <w:adjustRightInd w:val="0"/>
+        <w:rPr>
+          <w:sz w:val="28"/>
+          <w:szCs w:val="28"/>
+          <w:lang w:val="en-US"/>
+        </w:rPr>
+      </w:pPr>
+      <w:r>
+        <w:rPr>
+          <w:sz w:val="28"/>
+          <w:szCs w:val="28"/>
+          <w:lang w:val="en-US"/>
+        </w:rPr>
+        <w:t xml:space="preserve">   &lt;</w:t>
+      </w:r>
+      <w:proofErr w:type="spellStart"/>
+      <w:proofErr w:type="gramStart"/>
+      <w:r>
+        <w:rPr>
+          <w:sz w:val="28"/>
+          <w:szCs w:val="28"/>
+          <w:lang w:val="en-US"/>
+        </w:rPr>
+        <w:t>soapenv:Body</w:t>
+      </w:r>
+      <w:proofErr w:type="spellEnd"/>
+      <w:proofErr w:type="gramEnd"/>
+      <w:r>
+        <w:rPr>
+          <w:sz w:val="28"/>
+          <w:szCs w:val="28"/>
+          <w:lang w:val="en-US"/>
+        </w:rPr>
+        <w:t>&gt;</w:t>
+      </w:r>
+    </w:p>
+    <w:p>
+      <w:pPr>
+        <w:suppressAutoHyphens/>
+        <w:autoSpaceDE w:val="0"/>
+        <w:autoSpaceDN w:val="0"/>
+        <w:adjustRightInd w:val="0"/>
+        <w:rPr>
+          <w:sz w:val="28"/>
+          <w:szCs w:val="28"/>
+          <w:lang w:val="en-US"/>
+        </w:rPr>
+      </w:pPr>
+      <w:r>
+        <w:rPr>
+          <w:sz w:val="28"/>
+          <w:szCs w:val="28"/>
+          <w:lang w:val="en-US"/>
+        </w:rPr>
+        <w:t xml:space="preserve">      &lt;</w:t>
+      </w:r>
+      <w:proofErr w:type="spellStart"/>
+      <w:proofErr w:type="gramStart"/>
+      <w:r>
+        <w:rPr>
+          <w:sz w:val="28"/>
+          <w:szCs w:val="28"/>
+          <w:lang w:val="en-US"/>
+        </w:rPr>
+        <w:t>soapenv:Fault</w:t>
+      </w:r>
+      <w:proofErr w:type="spellEnd"/>
+      <w:proofErr w:type="gramEnd"/>
+      <w:r>
+        <w:rPr>
+          <w:sz w:val="28"/>
+          <w:szCs w:val="28"/>
+          <w:lang w:val="en-US"/>
+        </w:rPr>
+        <w:t>&gt;</w:t>
+      </w:r>
+    </w:p>
+    <w:p>
+      <w:pPr>
+        <w:suppressAutoHyphens/>
+        <w:autoSpaceDE w:val="0"/>
+        <w:autoSpaceDN w:val="0"/>
+        <w:adjustRightInd w:val="0"/>
+        <w:rPr>
+          <w:sz w:val="28"/>
+          <w:szCs w:val="28"/>
+          <w:lang w:val="en-US"/>
+        </w:rPr>
+      </w:pPr>
+      <w:r>
+        <w:rPr>
+          <w:sz w:val="28"/>
+          <w:szCs w:val="28"/>
+          <w:lang w:val="en-US"/>
+        </w:rPr>
+        <w:lastRenderedPageBreak/>
+        <w:t xml:space="preserve">         &lt;</w:t>
+      </w:r>
+      <w:proofErr w:type="spellStart"/>
+      <w:r>
+        <w:rPr>
+          <w:sz w:val="28"/>
+          <w:szCs w:val="28"/>
+          <w:lang w:val="en-US"/>
+        </w:rPr>
+        <w:t>faultcode</w:t>
+      </w:r>
+      <w:proofErr w:type="spellEnd"/>
+      <w:r>
+        <w:rPr>
+          <w:sz w:val="28"/>
+          <w:szCs w:val="28"/>
+          <w:lang w:val="en-US"/>
+        </w:rPr>
+        <w:t>&gt;</w:t>
+      </w:r>
+      <w:proofErr w:type="spellStart"/>
+      <w:proofErr w:type="gramStart"/>
+      <w:r>
+        <w:rPr>
+          <w:sz w:val="28"/>
+          <w:szCs w:val="28"/>
+          <w:lang w:val="en-US"/>
+        </w:rPr>
+        <w:t>soapenv:Server</w:t>
+      </w:r>
+      <w:proofErr w:type="spellEnd"/>
+      <w:proofErr w:type="gramEnd"/>
+      <w:r>
+        <w:rPr>
+          <w:sz w:val="28"/>
+          <w:szCs w:val="28"/>
+          <w:lang w:val="en-US"/>
+        </w:rPr>
+        <w:t>&lt;/</w:t>
+      </w:r>
+      <w:proofErr w:type="spellStart"/>
+      <w:r>
+        <w:rPr>
+          <w:sz w:val="28"/>
+          <w:szCs w:val="28"/>
+          <w:lang w:val="en-US"/>
+        </w:rPr>
+        <w:t>faultcode</w:t>
+      </w:r>
+      <w:proofErr w:type="spellEnd"/>
+      <w:r>
+        <w:rPr>
+          <w:sz w:val="28"/>
+          <w:szCs w:val="28"/>
+          <w:lang w:val="en-US"/>
+        </w:rPr>
+        <w:t>&gt;</w:t>
+      </w:r>
+    </w:p>
+    <w:p>
+      <w:pPr>
+        <w:suppressAutoHyphens/>
+        <w:autoSpaceDE w:val="0"/>
+        <w:autoSpaceDN w:val="0"/>
+        <w:adjustRightInd w:val="0"/>
+        <w:rPr>
+          <w:sz w:val="28"/>
+          <w:szCs w:val="28"/>
+          <w:lang w:val="en-US"/>
+        </w:rPr>
+      </w:pPr>
+      <w:r>
+        <w:rPr>
+          <w:sz w:val="28"/>
+          <w:szCs w:val="28"/>
+          <w:lang w:val="en-US"/>
+        </w:rPr>
+        <w:t xml:space="preserve">         &lt;</w:t>
+      </w:r>
+      <w:proofErr w:type="spellStart"/>
+      <w:r>
+        <w:rPr>
+          <w:sz w:val="28"/>
+          <w:szCs w:val="28"/>
+          <w:lang w:val="en-US"/>
+        </w:rPr>
+        <w:t>faultstring</w:t>
+      </w:r>
+      <w:proofErr w:type="spellEnd"/>
+      <w:r>
+        <w:rPr>
+          <w:sz w:val="28"/>
+          <w:szCs w:val="28"/>
+          <w:lang w:val="en-US"/>
+        </w:rPr>
+        <w:t>&gt;</w:t>
+      </w:r>
+      <w:proofErr w:type="spellStart"/>
+      <w:r>
+        <w:rPr>
+          <w:sz w:val="28"/>
+          <w:szCs w:val="28"/>
+          <w:lang w:val="en-US"/>
+        </w:rPr>
+        <w:t>Ошибка</w:t>
+      </w:r>
+      <w:proofErr w:type="spellEnd"/>
+      <w:r>
+        <w:rPr>
+          <w:sz w:val="28"/>
+          <w:szCs w:val="28"/>
+          <w:lang w:val="en-US"/>
+        </w:rPr>
+        <w:t>&lt;/</w:t>
+      </w:r>
+      <w:proofErr w:type="spellStart"/>
+      <w:r>
+        <w:rPr>
+          <w:sz w:val="28"/>
+          <w:szCs w:val="28"/>
+          <w:lang w:val="en-US"/>
+        </w:rPr>
+        <w:t>faultstring</w:t>
+      </w:r>
+      <w:proofErr w:type="spellEnd"/>
+      <w:r>
+        <w:rPr>
+          <w:sz w:val="28"/>
+          <w:szCs w:val="28"/>
+          <w:lang w:val="en-US"/>
+        </w:rPr>
+        <w:t>&gt;</w:t>
+      </w:r>
+    </w:p>
+    <w:p>
+      <w:pPr>
+        <w:suppressAutoHyphens/>
+        <w:autoSpaceDE w:val="0"/>
+        <w:autoSpaceDN w:val="0"/>
+        <w:adjustRightInd w:val="0"/>
+        <w:rPr>
+          <w:sz w:val="28"/>
+          <w:szCs w:val="28"/>
+          <w:lang w:val="en-US"/>
+        </w:rPr>
+      </w:pPr>
+      <w:r>
+        <w:rPr>
+          <w:sz w:val="28"/>
+          <w:szCs w:val="28"/>
+          <w:lang w:val="en-US"/>
+        </w:rPr>
+        <w:t xml:space="preserve">         &lt;detail&gt;</w:t>
+      </w:r>
+    </w:p>
+    <w:p>
+      <w:pPr>
+        <w:suppressAutoHyphens/>
+        <w:autoSpaceDE w:val="0"/>
+        <w:autoSpaceDN w:val="0"/>
+        <w:adjustRightInd w:val="0"/>
+        <w:rPr>
+          <w:sz w:val="28"/>
+          <w:szCs w:val="28"/>
+          <w:lang w:val="en-US"/>
+        </w:rPr>
+      </w:pPr>
+      <w:r>
+        <w:rPr>
+          <w:sz w:val="28"/>
+          <w:szCs w:val="28"/>
+          <w:lang w:val="en-US"/>
+        </w:rPr>
+        <w:t xml:space="preserve">            &lt;</w:t>
+      </w:r>
+      <w:proofErr w:type="spellStart"/>
+      <w:proofErr w:type="gramStart"/>
+      <w:r>
+        <w:rPr>
+          <w:sz w:val="28"/>
+          <w:szCs w:val="28"/>
+          <w:lang w:val="en-US"/>
+        </w:rPr>
+        <w:t>wsc:ErrorResponse</w:t>
+      </w:r>
+      <w:proofErr w:type="spellEnd"/>
+      <w:proofErr w:type="gramEnd"/>
+      <w:r>
+        <w:rPr>
+          <w:sz w:val="28"/>
+          <w:szCs w:val="28"/>
+          <w:lang w:val="en-US"/>
+        </w:rPr>
+        <w:t>&gt;</w:t>
+      </w:r>
+    </w:p>
+    <w:p>
+      <w:pPr>
+        <w:suppressAutoHyphens/>
+        <w:autoSpaceDE w:val="0"/>
+        <w:autoSpaceDN w:val="0"/>
+        <w:adjustRightInd w:val="0"/>
+        <w:rPr>
+          <w:sz w:val="28"/>
+          <w:szCs w:val="28"/>
+          <w:lang w:val="en-US"/>
+        </w:rPr>
+      </w:pPr>
+      <w:r>
+        <w:rPr>
+          <w:sz w:val="28"/>
+          <w:szCs w:val="28"/>
+          <w:lang w:val="en-US"/>
+        </w:rPr>
+        <w:t xml:space="preserve">               &lt;</w:t>
+      </w:r>
+      <w:proofErr w:type="spellStart"/>
+      <w:proofErr w:type="gramStart"/>
+      <w:r>
+        <w:rPr>
+          <w:sz w:val="28"/>
+          <w:szCs w:val="28"/>
+          <w:lang w:val="en-US"/>
+        </w:rPr>
+        <w:t>wsc:ErrorCode</w:t>
+      </w:r>
+      <w:proofErr w:type="spellEnd"/>
+      <w:proofErr w:type="gramEnd"/>
+      <w:r>
+        <w:rPr>
+          <w:sz w:val="28"/>
+          <w:szCs w:val="28"/>
+          <w:lang w:val="en-US"/>
+        </w:rPr>
+        <w:t>&gt;911&lt;/</w:t>
+      </w:r>
+      <w:proofErr w:type="spellStart"/>
+      <w:r>
+        <w:rPr>
+          <w:sz w:val="28"/>
+          <w:szCs w:val="28"/>
+          <w:lang w:val="en-US"/>
+        </w:rPr>
+        <w:t>wsc:ErrorCode</w:t>
+      </w:r>
+      <w:proofErr w:type="spellEnd"/>
+      <w:r>
+        <w:rPr>
+          <w:sz w:val="28"/>
+          <w:szCs w:val="28"/>
+          <w:lang w:val="en-US"/>
+        </w:rPr>
+        <w:t>&gt;</w:t>
+      </w:r>
+    </w:p>
+    <w:p>
+      <w:pPr>
+        <w:suppressAutoHyphens/>
+        <w:autoSpaceDE w:val="0"/>
+        <w:autoSpaceDN w:val="0"/>
+        <w:adjustRightInd w:val="0"/>
+        <w:rPr>
+          <w:sz w:val="28"/>
+          <w:szCs w:val="28"/>
+          <w:lang w:val="en-US"/>
+        </w:rPr>
+      </w:pPr>
+      <w:r>
+        <w:rPr>
+          <w:sz w:val="28"/>
+          <w:szCs w:val="28"/>
+          <w:lang w:val="en-US"/>
+        </w:rPr>
+        <w:t xml:space="preserve">               &lt;</w:t>
+      </w:r>
+      <w:proofErr w:type="spellStart"/>
+      <w:proofErr w:type="gramStart"/>
+      <w:r>
+        <w:rPr>
+          <w:sz w:val="28"/>
+          <w:szCs w:val="28"/>
+          <w:lang w:val="en-US"/>
+        </w:rPr>
+        <w:t>wsc:ErrorString</w:t>
+      </w:r>
+      <w:proofErr w:type="spellEnd"/>
+      <w:proofErr w:type="gramEnd"/>
+      <w:r>
+        <w:rPr>
+          <w:sz w:val="28"/>
+          <w:szCs w:val="28"/>
+          <w:lang w:val="en-US"/>
+        </w:rPr>
+        <w:t>&gt;</w:t>
+      </w:r>
+      <w:proofErr w:type="spellStart"/>
+      <w:r>
+        <w:rPr>
+          <w:sz w:val="28"/>
+          <w:szCs w:val="28"/>
+          <w:lang w:val="en-US"/>
+        </w:rPr>
+        <w:t>Ошибка</w:t>
+      </w:r>
+      <w:proofErr w:type="spellEnd"/>
+      <w:r>
+        <w:rPr>
+          <w:sz w:val="28"/>
+          <w:szCs w:val="28"/>
+          <w:lang w:val="en-US"/>
+        </w:rPr>
+        <w:t>&lt;/</w:t>
+      </w:r>
+      <w:proofErr w:type="spellStart"/>
+      <w:r>
+        <w:rPr>
+          <w:sz w:val="28"/>
+          <w:szCs w:val="28"/>
+          <w:lang w:val="en-US"/>
+        </w:rPr>
+        <w:t>wsc:ErrorString</w:t>
+      </w:r>
+      <w:proofErr w:type="spellEnd"/>
+      <w:r>
+        <w:rPr>
+          <w:sz w:val="28"/>
+          <w:szCs w:val="28"/>
+          <w:lang w:val="en-US"/>
+        </w:rPr>
+        <w:t>&gt;</w:t>
+      </w:r>
+    </w:p>
+    <w:p>
+      <w:pPr>
+        <w:suppressAutoHyphens/>
+        <w:autoSpaceDE w:val="0"/>
+        <w:autoSpaceDN w:val="0"/>
+        <w:adjustRightInd w:val="0"/>
+        <w:rPr>
+          <w:sz w:val="28"/>
+          <w:szCs w:val="28"/>
+          <w:lang w:val="en-US"/>
+        </w:rPr>
+      </w:pPr>
+      <w:r>
+        <w:rPr>
+          <w:sz w:val="28"/>
+          <w:szCs w:val="28"/>
+          <w:lang w:val="en-US"/>
+        </w:rPr>
+        <w:t xml:space="preserve">            &lt;/</w:t>
+      </w:r>
+      <w:proofErr w:type="spellStart"/>
+      <w:proofErr w:type="gramStart"/>
+      <w:r>
+        <w:rPr>
+          <w:sz w:val="28"/>
+          <w:szCs w:val="28"/>
+          <w:lang w:val="en-US"/>
+        </w:rPr>
+        <w:t>wsc:ErrorResponse</w:t>
+      </w:r>
+      <w:proofErr w:type="spellEnd"/>
+      <w:proofErr w:type="gramEnd"/>
+      <w:r>
+        <w:rPr>
+          <w:sz w:val="28"/>
+          <w:szCs w:val="28"/>
+          <w:lang w:val="en-US"/>
+        </w:rPr>
+        <w:t>&gt;</w:t>
+      </w:r>
+    </w:p>
+    <w:p>
+      <w:pPr>
+        <w:suppressAutoHyphens/>
+        <w:autoSpaceDE w:val="0"/>
+        <w:autoSpaceDN w:val="0"/>
+        <w:adjustRightInd w:val="0"/>
+        <w:rPr>
+          <w:sz w:val="28"/>
+          <w:szCs w:val="28"/>
+          <w:lang w:val="en-US"/>
+        </w:rPr>
+      </w:pPr>
+      <w:r>
+        <w:rPr>
+          <w:sz w:val="28"/>
+          <w:szCs w:val="28"/>
+          <w:lang w:val="en-US"/>
+        </w:rPr>
+        <w:t xml:space="preserve">         &lt;/detail&gt;</w:t>
+      </w:r>
+    </w:p>
+    <w:p>
+      <w:pPr>
+        <w:suppressAutoHyphens/>
+        <w:autoSpaceDE w:val="0"/>
+        <w:autoSpaceDN w:val="0"/>
+        <w:adjustRightInd w:val="0"/>
+        <w:rPr>
+          <w:sz w:val="28"/>
+          <w:szCs w:val="28"/>
+          <w:lang w:val="en-US"/>
+        </w:rPr>
+      </w:pPr>
+      <w:r>
+        <w:rPr>
+          <w:sz w:val="28"/>
+          <w:szCs w:val="28"/>
+          <w:lang w:val="en-US"/>
+        </w:rPr>
+        <w:t xml:space="preserve">      &lt;/</w:t>
+      </w:r>
+      <w:proofErr w:type="spellStart"/>
+      <w:proofErr w:type="gramStart"/>
+      <w:r>
+        <w:rPr>
+          <w:sz w:val="28"/>
+          <w:szCs w:val="28"/>
+          <w:lang w:val="en-US"/>
+        </w:rPr>
+        <w:t>soapenv:Fault</w:t>
+      </w:r>
+      <w:proofErr w:type="spellEnd"/>
+      <w:proofErr w:type="gramEnd"/>
+      <w:r>
+        <w:rPr>
+          <w:sz w:val="28"/>
+          <w:szCs w:val="28"/>
+          <w:lang w:val="en-US"/>
+        </w:rPr>
+        <w:t>&gt;</w:t>
+      </w:r>
+    </w:p>
+    <w:p>
+      <w:pPr>
+        <w:suppressAutoHyphens/>
+        <w:autoSpaceDE w:val="0"/>
+        <w:autoSpaceDN w:val="0"/>
+        <w:adjustRightInd w:val="0"/>
+        <w:rPr>
+          <w:sz w:val="28"/>
+          <w:szCs w:val="28"/>
+          <w:lang w:val="en-US"/>
+        </w:rPr>
+      </w:pPr>
+      <w:r>
+        <w:rPr>
+          <w:sz w:val="28"/>
+          <w:szCs w:val="28"/>
+          <w:lang w:val="en-US"/>
+        </w:rPr>
+        <w:t xml:space="preserve">   &lt;/</w:t>
+      </w:r>
+      <w:proofErr w:type="spellStart"/>
+      <w:proofErr w:type="gramStart"/>
+      <w:r>
+        <w:rPr>
+          <w:sz w:val="28"/>
+          <w:szCs w:val="28"/>
+          <w:lang w:val="en-US"/>
+        </w:rPr>
+        <w:t>soapenv:Body</w:t>
+      </w:r>
+      <w:proofErr w:type="spellEnd"/>
+      <w:proofErr w:type="gramEnd"/>
+      <w:r>
+        <w:rPr>
+          <w:sz w:val="28"/>
+          <w:szCs w:val="28"/>
+          <w:lang w:val="en-US"/>
+        </w:rPr>
+        <w:t>&gt;</w:t>
+      </w:r>
+    </w:p>
+    <w:p>
+      <w:pPr>
+        <w:suppressAutoHyphens/>
+        <w:autoSpaceDE w:val="0"/>
+        <w:autoSpaceDN w:val="0"/>
+        <w:adjustRightInd w:val="0"/>
+        <w:rPr>
+          <w:sz w:val="28"/>
+          <w:szCs w:val="28"/>
+          <w:lang w:val="en-US"/>
+        </w:rPr>
+      </w:pPr>
+      <w:r>
+        <w:rPr>
+          <w:sz w:val="28"/>
+          <w:szCs w:val="28"/>
+          <w:lang w:val="en-US"/>
+        </w:rPr>
+        <w:t>&lt;/</w:t>
+      </w:r>
+      <w:proofErr w:type="spellStart"/>
+      <w:proofErr w:type="gramStart"/>
+      <w:r>
+        <w:rPr>
+          <w:sz w:val="28"/>
+          <w:szCs w:val="28"/>
+          <w:lang w:val="en-US"/>
+        </w:rPr>
+        <w:t>soapenv:Envelope</w:t>
+      </w:r>
+      <w:proofErr w:type="spellEnd"/>
+      <w:proofErr w:type="gramEnd"/>
+      <w:r>
+        <w:rPr>
+          <w:sz w:val="28"/>
+          <w:szCs w:val="28"/>
+          <w:lang w:val="en-US"/>
+        </w:rPr>
+        <w:t>&gt;</w:t>
+      </w:r>
+    </w:p>
+    <w:p>
+      <w:pPr>
+        <w:suppressAutoHyphens/>
+        <w:autoSpaceDE w:val="0"/>
+        <w:autoSpaceDN w:val="0"/>
+        <w:adjustRightInd w:val="0"/>
+        <w:rPr>
+          <w:sz w:val="28"/>
+          <w:szCs w:val="28"/>
+          <w:lang w:val="en-US"/>
+        </w:rPr>
+      </w:pPr>
+    </w:p>
+    <w:p>
+      <w:pPr>
+        <w:suppressAutoHyphens/>
+        <w:autoSpaceDE w:val="0"/>
+        <w:autoSpaceDN w:val="0"/>
+        <w:adjustRightInd w:val="0"/>
+        <w:rPr>
+          <w:sz w:val="28"/>
+          <w:szCs w:val="28"/>
+          <w:lang w:val="en-US"/>
+        </w:rPr>
+      </w:pPr>
+      <w:r>
+        <w:rPr>
+          <w:sz w:val="28"/>
+          <w:szCs w:val="28"/>
+          <w:lang w:val="en-US"/>
+        </w:rPr>
+        <w:tab/>
+      </w:r>
+      <w:r>
+        <w:rPr>
+          <w:sz w:val="28"/>
+          <w:szCs w:val="28"/>
+        </w:rPr>
+        <w:t>Пример</w:t>
+      </w:r>
+      <w:r>
+        <w:rPr>
+          <w:sz w:val="28"/>
+          <w:szCs w:val="28"/>
+          <w:lang w:val="en-US"/>
+        </w:rPr>
+        <w:t xml:space="preserve"> </w:t>
+      </w:r>
+      <w:r>
+        <w:rPr>
+          <w:sz w:val="28"/>
+          <w:szCs w:val="28"/>
+        </w:rPr>
+        <w:t>запроса</w:t>
+      </w:r>
+      <w:r>
+        <w:rPr>
+          <w:sz w:val="28"/>
+          <w:szCs w:val="28"/>
+          <w:lang w:val="en-US"/>
+        </w:rPr>
+        <w:t>:</w:t>
+      </w:r>
+    </w:p>
+    <w:p>
+      <w:pPr>
+        <w:suppressAutoHyphens/>
+        <w:autoSpaceDE w:val="0"/>
+        <w:autoSpaceDN w:val="0"/>
+        <w:adjustRightInd w:val="0"/>
+        <w:rPr>
+          <w:sz w:val="28"/>
+          <w:szCs w:val="28"/>
+          <w:lang w:val="en-US"/>
+        </w:rPr>
+      </w:pPr>
+      <w:r>
+        <w:rPr>
+          <w:sz w:val="28"/>
+          <w:szCs w:val="28"/>
+          <w:lang w:val="en-US"/>
+        </w:rPr>
+        <w:t>&lt;</w:t>
+      </w:r>
+      <w:proofErr w:type="spellStart"/>
+      <w:proofErr w:type="gramStart"/>
+      <w:r>
+        <w:rPr>
+          <w:sz w:val="28"/>
+          <w:szCs w:val="28"/>
+          <w:lang w:val="en-US"/>
+        </w:rPr>
+        <w:t>soapenv:Envelope</w:t>
+      </w:r>
+      <w:proofErr w:type="spellEnd"/>
+      <w:proofErr w:type="gramEnd"/>
+      <w:r>
+        <w:rPr>
+          <w:sz w:val="28"/>
+          <w:szCs w:val="28"/>
+          <w:lang w:val="en-US"/>
+        </w:rPr>
+        <w:t xml:space="preserve"> </w:t>
+      </w:r>
+      <w:proofErr w:type="spellStart"/>
+      <w:r>
+        <w:rPr>
+          <w:sz w:val="28"/>
+          <w:szCs w:val="28"/>
+          <w:lang w:val="en-US"/>
+        </w:rPr>
+        <w:t>xmlns:soapenv</w:t>
+      </w:r>
+      <w:proofErr w:type="spellEnd"/>
+      <w:r>
+        <w:rPr>
+          <w:sz w:val="28"/>
+          <w:szCs w:val="28"/>
+          <w:lang w:val="en-US"/>
+        </w:rPr>
+        <w:t xml:space="preserve">="http://schemas.xmlsoap.org/soap/envelope/" </w:t>
+      </w:r>
+      <w:proofErr w:type="spellStart"/>
+      <w:r>
+        <w:rPr>
+          <w:sz w:val="28"/>
+          <w:szCs w:val="28"/>
+          <w:lang w:val="en-US"/>
+        </w:rPr>
+        <w:t>xmlns:wsc</w:t>
+      </w:r>
+      <w:proofErr w:type="spellEnd"/>
+      <w:r>
+        <w:rPr>
+          <w:sz w:val="28"/>
+          <w:szCs w:val="28"/>
+          <w:lang w:val="en-US"/>
+        </w:rPr>
+        <w:t>="http://bank/schema/WSCommonTypes"&gt;</w:t>
+      </w:r>
+    </w:p>
+    <w:p>
+      <w:pPr>
+        <w:suppressAutoHyphens/>
+        <w:autoSpaceDE w:val="0"/>
+        <w:autoSpaceDN w:val="0"/>
+        <w:adjustRightInd w:val="0"/>
+        <w:rPr>
+          <w:sz w:val="28"/>
+          <w:szCs w:val="28"/>
+          <w:lang w:val="en-US"/>
+        </w:rPr>
+      </w:pPr>
+      <w:r>
+        <w:rPr>
+          <w:sz w:val="28"/>
+          <w:szCs w:val="28"/>
+          <w:lang w:val="en-US"/>
+        </w:rPr>
+        <w:t xml:space="preserve">   &lt;</w:t>
+      </w:r>
+      <w:proofErr w:type="spellStart"/>
+      <w:proofErr w:type="gramStart"/>
+      <w:r>
+        <w:rPr>
+          <w:sz w:val="28"/>
+          <w:szCs w:val="28"/>
+          <w:lang w:val="en-US"/>
+        </w:rPr>
+        <w:t>soapenv:Header</w:t>
+      </w:r>
+      <w:proofErr w:type="spellEnd"/>
+      <w:proofErr w:type="gramEnd"/>
+      <w:r>
+        <w:rPr>
+          <w:sz w:val="28"/>
+          <w:szCs w:val="28"/>
+          <w:lang w:val="en-US"/>
+        </w:rPr>
+        <w:t>/&gt;</w:t>
+      </w:r>
+    </w:p>
+    <w:p>
+      <w:pPr>
+        <w:suppressAutoHyphens/>
+        <w:autoSpaceDE w:val="0"/>
+        <w:autoSpaceDN w:val="0"/>
+        <w:adjustRightInd w:val="0"/>
+        <w:rPr>
+          <w:sz w:val="28"/>
+          <w:szCs w:val="28"/>
+          <w:lang w:val="en-US"/>
+        </w:rPr>
+      </w:pPr>
+      <w:r>
+        <w:rPr>
+          <w:sz w:val="28"/>
+          <w:szCs w:val="28"/>
+          <w:lang w:val="en-US"/>
+        </w:rPr>
+        <w:t xml:space="preserve">   &lt;</w:t>
+      </w:r>
+      <w:proofErr w:type="spellStart"/>
+      <w:proofErr w:type="gramStart"/>
+      <w:r>
+        <w:rPr>
+          <w:sz w:val="28"/>
+          <w:szCs w:val="28"/>
+          <w:lang w:val="en-US"/>
+        </w:rPr>
+        <w:t>soapenv:Body</w:t>
+      </w:r>
+      <w:proofErr w:type="spellEnd"/>
+      <w:proofErr w:type="gramEnd"/>
+      <w:r>
+        <w:rPr>
+          <w:sz w:val="28"/>
+          <w:szCs w:val="28"/>
+          <w:lang w:val="en-US"/>
+        </w:rPr>
+        <w:t>&gt;</w:t>
+      </w:r>
+    </w:p>
+    <w:p>
+      <w:pPr>
+        <w:suppressAutoHyphens/>
+        <w:autoSpaceDE w:val="0"/>
+        <w:autoSpaceDN w:val="0"/>
+        <w:adjustRightInd w:val="0"/>
+        <w:rPr>
+          <w:sz w:val="28"/>
+          <w:szCs w:val="28"/>
+          <w:lang w:val="en-US"/>
+        </w:rPr>
+      </w:pPr>
+      <w:r>
+        <w:rPr>
+          <w:sz w:val="28"/>
+          <w:szCs w:val="28"/>
+          <w:lang w:val="en-US"/>
+        </w:rPr>
+        <w:t xml:space="preserve">      &lt;</w:t>
+      </w:r>
+      <w:proofErr w:type="spellStart"/>
+      <w:proofErr w:type="gramStart"/>
+      <w:r>
+        <w:rPr>
+          <w:sz w:val="28"/>
+          <w:szCs w:val="28"/>
+          <w:lang w:val="en-US"/>
+        </w:rPr>
+        <w:t>wsc:CheckAccountRequest</w:t>
+      </w:r>
+      <w:proofErr w:type="spellEnd"/>
+      <w:proofErr w:type="gramEnd"/>
+      <w:r>
+        <w:rPr>
+          <w:sz w:val="28"/>
+          <w:szCs w:val="28"/>
+          <w:lang w:val="en-US"/>
+        </w:rPr>
+        <w:t>&gt;</w:t>
+      </w:r>
+    </w:p>
+    <w:p>
+      <w:pPr>
+        <w:suppressAutoHyphens/>
+        <w:autoSpaceDE w:val="0"/>
+        <w:autoSpaceDN w:val="0"/>
+        <w:adjustRightInd w:val="0"/>
+        <w:rPr>
+          <w:sz w:val="28"/>
+          <w:szCs w:val="28"/>
+          <w:lang w:val="en-US"/>
+        </w:rPr>
+      </w:pPr>
+      <w:r>
+        <w:rPr>
+          <w:sz w:val="28"/>
+          <w:szCs w:val="28"/>
+          <w:lang w:val="en-US"/>
+        </w:rPr>
+        <w:t xml:space="preserve">         &lt;</w:t>
+      </w:r>
+      <w:proofErr w:type="spellStart"/>
+      <w:proofErr w:type="gramStart"/>
+      <w:r>
+        <w:rPr>
+          <w:sz w:val="28"/>
+          <w:szCs w:val="28"/>
+          <w:lang w:val="en-US"/>
+        </w:rPr>
+        <w:t>wsc:AccountNumber</w:t>
+      </w:r>
+      <w:proofErr w:type="spellEnd"/>
+      <w:proofErr w:type="gramEnd"/>
+      <w:r>
+        <w:rPr>
+          <w:sz w:val="28"/>
+          <w:szCs w:val="28"/>
+          <w:lang w:val="en-US"/>
+        </w:rPr>
+        <w:t>&gt;666666666&lt;/</w:t>
+      </w:r>
+      <w:proofErr w:type="spellStart"/>
+      <w:r>
+        <w:rPr>
+          <w:sz w:val="28"/>
+          <w:szCs w:val="28"/>
+          <w:lang w:val="en-US"/>
+        </w:rPr>
+        <w:t>wsc:AccountNumber</w:t>
+      </w:r>
+      <w:proofErr w:type="spellEnd"/>
+      <w:r>
+        <w:rPr>
+          <w:sz w:val="28"/>
+          <w:szCs w:val="28"/>
+          <w:lang w:val="en-US"/>
+        </w:rPr>
+        <w:t>&gt;</w:t>
+      </w:r>
+    </w:p>
+    <w:p>
+      <w:pPr>
+        <w:suppressAutoHyphens/>
+        <w:autoSpaceDE w:val="0"/>
+        <w:autoSpaceDN w:val="0"/>
+        <w:adjustRightInd w:val="0"/>
+        <w:rPr>
+          <w:sz w:val="28"/>
+          <w:szCs w:val="28"/>
+          <w:lang w:val="en-US"/>
+        </w:rPr>
+      </w:pPr>
+      <w:r>
+        <w:rPr>
+          <w:sz w:val="28"/>
+          <w:szCs w:val="28"/>
+          <w:lang w:val="en-US"/>
+        </w:rPr>
+        <w:t xml:space="preserve">         &lt;</w:t>
+      </w:r>
+      <w:proofErr w:type="spellStart"/>
+      <w:proofErr w:type="gramStart"/>
+      <w:r>
+        <w:rPr>
+          <w:sz w:val="28"/>
+          <w:szCs w:val="28"/>
+          <w:lang w:val="en-US"/>
+        </w:rPr>
+        <w:t>wsc:Name</w:t>
+      </w:r>
+      <w:proofErr w:type="spellEnd"/>
+      <w:proofErr w:type="gramEnd"/>
+      <w:r>
+        <w:rPr>
+          <w:sz w:val="28"/>
+          <w:szCs w:val="28"/>
+          <w:lang w:val="en-US"/>
+        </w:rPr>
+        <w:t>&gt;Иван&lt;/</w:t>
+      </w:r>
+      <w:proofErr w:type="spellStart"/>
+      <w:r>
+        <w:rPr>
+          <w:sz w:val="28"/>
+          <w:szCs w:val="28"/>
+          <w:lang w:val="en-US"/>
+        </w:rPr>
+        <w:t>wsc:Name</w:t>
+      </w:r>
+      <w:proofErr w:type="spellEnd"/>
+      <w:r>
+        <w:rPr>
+          <w:sz w:val="28"/>
+          <w:szCs w:val="28"/>
+          <w:lang w:val="en-US"/>
+        </w:rPr>
+        <w:t>&gt;</w:t>
+      </w:r>
+    </w:p>
+    <w:p>
+      <w:pPr>
+        <w:suppressAutoHyphens/>
+        <w:autoSpaceDE w:val="0"/>
+        <w:autoSpaceDN w:val="0"/>
+        <w:adjustRightInd w:val="0"/>
+        <w:rPr>
+          <w:sz w:val="28"/>
+          <w:szCs w:val="28"/>
+          <w:lang w:val="en-US"/>
+        </w:rPr>
+      </w:pPr>
+      <w:r>
+        <w:rPr>
+          <w:sz w:val="28"/>
+          <w:szCs w:val="28"/>
+          <w:lang w:val="en-US"/>
+        </w:rPr>
+        <w:t xml:space="preserve">         &lt;</w:t>
+      </w:r>
+      <w:proofErr w:type="spellStart"/>
+      <w:proofErr w:type="gramStart"/>
+      <w:r>
+        <w:rPr>
+          <w:sz w:val="28"/>
+          <w:szCs w:val="28"/>
+          <w:lang w:val="en-US"/>
+        </w:rPr>
+        <w:t>wsc:Surname</w:t>
+      </w:r>
+      <w:proofErr w:type="spellEnd"/>
+      <w:proofErr w:type="gramEnd"/>
+      <w:r>
+        <w:rPr>
+          <w:sz w:val="28"/>
+          <w:szCs w:val="28"/>
+          <w:lang w:val="en-US"/>
+        </w:rPr>
+        <w:t>&gt;Возисов&lt;/</w:t>
+      </w:r>
+      <w:proofErr w:type="spellStart"/>
+      <w:r>
+        <w:rPr>
+          <w:sz w:val="28"/>
+          <w:szCs w:val="28"/>
+          <w:lang w:val="en-US"/>
+        </w:rPr>
+        <w:t>wsc:Surname</w:t>
+      </w:r>
+      <w:proofErr w:type="spellEnd"/>
+      <w:r>
+        <w:rPr>
+          <w:sz w:val="28"/>
+          <w:szCs w:val="28"/>
+          <w:lang w:val="en-US"/>
+        </w:rPr>
+        <w:t>&gt;</w:t>
+      </w:r>
+    </w:p>
+    <w:p>
+      <w:pPr>
+        <w:suppressAutoHyphens/>
+        <w:autoSpaceDE w:val="0"/>
+        <w:autoSpaceDN w:val="0"/>
+        <w:adjustRightInd w:val="0"/>
+        <w:rPr>
+          <w:sz w:val="28"/>
+          <w:szCs w:val="28"/>
+          <w:lang w:val="en-US"/>
+        </w:rPr>
+      </w:pPr>
+      <w:r>
+        <w:rPr>
+          <w:sz w:val="28"/>
+          <w:szCs w:val="28"/>
+          <w:lang w:val="en-US"/>
+        </w:rPr>
+        <w:t xml:space="preserve">         &lt;</w:t>
+      </w:r>
+      <w:proofErr w:type="spellStart"/>
+      <w:proofErr w:type="gramStart"/>
+      <w:r>
+        <w:rPr>
+          <w:sz w:val="28"/>
+          <w:szCs w:val="28"/>
+          <w:lang w:val="en-US"/>
+        </w:rPr>
+        <w:t>wsc:Passport</w:t>
+      </w:r>
+      <w:proofErr w:type="spellEnd"/>
+      <w:proofErr w:type="gramEnd"/>
+      <w:r>
+        <w:rPr>
+          <w:sz w:val="28"/>
+          <w:szCs w:val="28"/>
+          <w:lang w:val="en-US"/>
+        </w:rPr>
+        <w:t>&gt;17 18 1920212&lt;/</w:t>
+      </w:r>
+      <w:proofErr w:type="spellStart"/>
+      <w:r>
+        <w:rPr>
+          <w:sz w:val="28"/>
+          <w:szCs w:val="28"/>
+          <w:lang w:val="en-US"/>
+        </w:rPr>
+        <w:t>wsc:Passport</w:t>
+      </w:r>
+      <w:proofErr w:type="spellEnd"/>
+      <w:r>
+        <w:rPr>
+          <w:sz w:val="28"/>
+          <w:szCs w:val="28"/>
+          <w:lang w:val="en-US"/>
+        </w:rPr>
+        <w:t>&gt;</w:t>
+      </w:r>
+    </w:p>
+    <w:p>
+      <w:pPr>
+        <w:suppressAutoHyphens/>
+        <w:autoSpaceDE w:val="0"/>
+        <w:autoSpaceDN w:val="0"/>
+        <w:adjustRightInd w:val="0"/>
+        <w:rPr>
+          <w:sz w:val="28"/>
+          <w:szCs w:val="28"/>
+          <w:lang w:val="en-US"/>
+        </w:rPr>
+      </w:pPr>
+      <w:r>
+        <w:rPr>
+          <w:sz w:val="28"/>
+          <w:szCs w:val="28"/>
+          <w:lang w:val="en-US"/>
+        </w:rPr>
+        <w:t xml:space="preserve">      &lt;/</w:t>
+      </w:r>
+      <w:proofErr w:type="spellStart"/>
+      <w:proofErr w:type="gramStart"/>
+      <w:r>
+        <w:rPr>
+          <w:sz w:val="28"/>
+          <w:szCs w:val="28"/>
+          <w:lang w:val="en-US"/>
+        </w:rPr>
+        <w:t>wsc:CheckAccountRequest</w:t>
+      </w:r>
+      <w:proofErr w:type="spellEnd"/>
+      <w:proofErr w:type="gramEnd"/>
+      <w:r>
+        <w:rPr>
+          <w:sz w:val="28"/>
+          <w:szCs w:val="28"/>
+          <w:lang w:val="en-US"/>
+        </w:rPr>
+        <w:t>&gt;</w:t>
+      </w:r>
+    </w:p>
+    <w:p>
+      <w:pPr>
+        <w:suppressAutoHyphens/>
+        <w:autoSpaceDE w:val="0"/>
+        <w:autoSpaceDN w:val="0"/>
+        <w:adjustRightInd w:val="0"/>
+        <w:rPr>
+          <w:sz w:val="28"/>
+          <w:szCs w:val="28"/>
+          <w:lang w:val="en-US"/>
+        </w:rPr>
+      </w:pPr>
+      <w:r>
+        <w:rPr>
+          <w:sz w:val="28"/>
+          <w:szCs w:val="28"/>
+          <w:lang w:val="en-US"/>
+        </w:rPr>
+        <w:t xml:space="preserve">   &lt;/</w:t>
+      </w:r>
+      <w:proofErr w:type="spellStart"/>
+      <w:proofErr w:type="gramStart"/>
+      <w:r>
+        <w:rPr>
+          <w:sz w:val="28"/>
+          <w:szCs w:val="28"/>
+          <w:lang w:val="en-US"/>
+        </w:rPr>
+        <w:t>soapenv:Body</w:t>
+      </w:r>
+      <w:proofErr w:type="spellEnd"/>
+      <w:proofErr w:type="gramEnd"/>
+      <w:r>
+        <w:rPr>
+          <w:sz w:val="28"/>
+          <w:szCs w:val="28"/>
+          <w:lang w:val="en-US"/>
+        </w:rPr>
+        <w:t>&gt;</w:t>
+      </w:r>
+    </w:p>
+    <w:p>
+      <w:pPr>
+        <w:suppressAutoHyphens/>
+        <w:autoSpaceDE w:val="0"/>
+        <w:autoSpaceDN w:val="0"/>
+        <w:adjustRightInd w:val="0"/>
+        <w:rPr>
+          <w:sz w:val="28"/>
+          <w:szCs w:val="28"/>
+          <w:lang w:val="en-US"/>
+        </w:rPr>
+      </w:pPr>
+      <w:r>
+        <w:rPr>
+          <w:sz w:val="28"/>
+          <w:szCs w:val="28"/>
+          <w:lang w:val="en-US"/>
+        </w:rPr>
+        <w:t>&lt;/</w:t>
+      </w:r>
+      <w:proofErr w:type="spellStart"/>
+      <w:proofErr w:type="gramStart"/>
+      <w:r>
+        <w:rPr>
+          <w:sz w:val="28"/>
+          <w:szCs w:val="28"/>
+          <w:lang w:val="en-US"/>
+        </w:rPr>
+        <w:t>soapenv:Envelope</w:t>
+      </w:r>
+      <w:proofErr w:type="spellEnd"/>
+      <w:proofErr w:type="gramEnd"/>
+      <w:r>
+        <w:rPr>
+          <w:sz w:val="28"/>
+          <w:szCs w:val="28"/>
+          <w:lang w:val="en-US"/>
+        </w:rPr>
+        <w:t>&gt;</w:t>
+      </w:r>
+    </w:p>
+    <w:p>
+      <w:pPr>
+        <w:suppressAutoHyphens/>
+        <w:autoSpaceDE w:val="0"/>
+        <w:autoSpaceDN w:val="0"/>
+        <w:adjustRightInd w:val="0"/>
+        <w:rPr>
+          <w:sz w:val="28"/>
+          <w:szCs w:val="28"/>
+          <w:lang w:val="en-US"/>
+        </w:rPr>
+      </w:pPr>
+      <w:r>
+        <w:rPr>
+          <w:sz w:val="28"/>
+          <w:szCs w:val="28"/>
+          <w:lang w:val="en-US"/>
+        </w:rPr>
+        <w:tab/>
+      </w:r>
+    </w:p>
+    <w:p>
+      <w:pPr>
+        <w:suppressAutoHyphens/>
+        <w:autoSpaceDE w:val="0"/>
+        <w:autoSpaceDN w:val="0"/>
+        <w:adjustRightInd w:val="0"/>
+        <w:rPr>
+          <w:sz w:val="28"/>
+          <w:szCs w:val="28"/>
+          <w:lang w:val="en-US"/>
+        </w:rPr>
+      </w:pPr>
+      <w:r>
+        <w:rPr>
+          <w:sz w:val="28"/>
+          <w:szCs w:val="28"/>
+          <w:lang w:val="en-US"/>
+        </w:rPr>
+        <w:tab/>
+      </w:r>
+      <w:r>
+        <w:rPr>
+          <w:sz w:val="28"/>
+          <w:szCs w:val="28"/>
+        </w:rPr>
+        <w:t>Ответ</w:t>
+      </w:r>
+      <w:r>
+        <w:rPr>
+          <w:sz w:val="28"/>
+          <w:szCs w:val="28"/>
+          <w:lang w:val="en-US"/>
+        </w:rPr>
+        <w:t>:</w:t>
+      </w:r>
+    </w:p>
+    <w:p>
+      <w:pPr>
+        <w:suppressAutoHyphens/>
+        <w:autoSpaceDE w:val="0"/>
+        <w:autoSpaceDN w:val="0"/>
+        <w:adjustRightInd w:val="0"/>
+        <w:rPr>
+          <w:sz w:val="28"/>
+          <w:szCs w:val="28"/>
+          <w:lang w:val="en-US"/>
+        </w:rPr>
+      </w:pPr>
+      <w:r>
+        <w:rPr>
+          <w:sz w:val="28"/>
+          <w:szCs w:val="28"/>
+          <w:lang w:val="en-US"/>
+        </w:rPr>
+        <w:t>&lt;</w:t>
+      </w:r>
+      <w:proofErr w:type="spellStart"/>
+      <w:proofErr w:type="gramStart"/>
+      <w:r>
+        <w:rPr>
+          <w:sz w:val="28"/>
+          <w:szCs w:val="28"/>
+          <w:lang w:val="en-US"/>
+        </w:rPr>
+        <w:t>soapenv:Envelope</w:t>
+      </w:r>
+      <w:proofErr w:type="spellEnd"/>
+      <w:proofErr w:type="gramEnd"/>
+      <w:r>
+        <w:rPr>
+          <w:sz w:val="28"/>
+          <w:szCs w:val="28"/>
+          <w:lang w:val="en-US"/>
+        </w:rPr>
+        <w:t xml:space="preserve"> </w:t>
+      </w:r>
+      <w:proofErr w:type="spellStart"/>
+      <w:r>
+        <w:rPr>
+          <w:sz w:val="28"/>
+          <w:szCs w:val="28"/>
+          <w:lang w:val="en-US"/>
+        </w:rPr>
+        <w:t>xmlns:soapenv</w:t>
+      </w:r>
+      <w:proofErr w:type="spellEnd"/>
+      <w:r>
+        <w:rPr>
+          <w:sz w:val="28"/>
+          <w:szCs w:val="28"/>
+          <w:lang w:val="en-US"/>
+        </w:rPr>
+        <w:t xml:space="preserve">="http://schemas.xmlsoap.org/soap/envelope/" </w:t>
+      </w:r>
+      <w:proofErr w:type="spellStart"/>
+      <w:r>
+        <w:rPr>
+          <w:sz w:val="28"/>
+          <w:szCs w:val="28"/>
+          <w:lang w:val="en-US"/>
+        </w:rPr>
+        <w:t>xmlns:wsc</w:t>
+      </w:r>
+      <w:proofErr w:type="spellEnd"/>
+      <w:r>
+        <w:rPr>
+          <w:sz w:val="28"/>
+          <w:szCs w:val="28"/>
+          <w:lang w:val="en-US"/>
+        </w:rPr>
+        <w:t>="http://bank/schema/WSCommonTypes"&gt;</w:t>
+      </w:r>
+    </w:p>
+    <w:p>
+      <w:pPr>
+        <w:suppressAutoHyphens/>
+        <w:autoSpaceDE w:val="0"/>
+        <w:autoSpaceDN w:val="0"/>
+        <w:adjustRightInd w:val="0"/>
+        <w:rPr>
+          <w:sz w:val="28"/>
+          <w:szCs w:val="28"/>
+          <w:lang w:val="en-US"/>
+        </w:rPr>
+      </w:pPr>
+      <w:r>
+        <w:rPr>
+          <w:sz w:val="28"/>
+          <w:szCs w:val="28"/>
+          <w:lang w:val="en-US"/>
+        </w:rPr>
+        <w:t xml:space="preserve">   &lt;</w:t>
+      </w:r>
+      <w:proofErr w:type="spellStart"/>
+      <w:proofErr w:type="gramStart"/>
+      <w:r>
+        <w:rPr>
+          <w:sz w:val="28"/>
+          <w:szCs w:val="28"/>
+          <w:lang w:val="en-US"/>
+        </w:rPr>
+        <w:t>soapenv:Header</w:t>
+      </w:r>
+      <w:proofErr w:type="spellEnd"/>
+      <w:proofErr w:type="gramEnd"/>
+      <w:r>
+        <w:rPr>
+          <w:sz w:val="28"/>
+          <w:szCs w:val="28"/>
+          <w:lang w:val="en-US"/>
+        </w:rPr>
+        <w:t>/&gt;</w:t>
+      </w:r>
+    </w:p>
+    <w:p>
+      <w:pPr>
+        <w:suppressAutoHyphens/>
+        <w:autoSpaceDE w:val="0"/>
+        <w:autoSpaceDN w:val="0"/>
+        <w:adjustRightInd w:val="0"/>
+        <w:rPr>
+          <w:sz w:val="28"/>
+          <w:szCs w:val="28"/>
+          <w:lang w:val="en-US"/>
+        </w:rPr>
+      </w:pPr>
+      <w:r>
+        <w:rPr>
+          <w:sz w:val="28"/>
+          <w:szCs w:val="28"/>
+          <w:lang w:val="en-US"/>
+        </w:rPr>
+        <w:t xml:space="preserve">   &lt;</w:t>
+      </w:r>
+      <w:proofErr w:type="spellStart"/>
+      <w:proofErr w:type="gramStart"/>
+      <w:r>
+        <w:rPr>
+          <w:sz w:val="28"/>
+          <w:szCs w:val="28"/>
+          <w:lang w:val="en-US"/>
+        </w:rPr>
+        <w:t>soapenv:Body</w:t>
+      </w:r>
+      <w:proofErr w:type="spellEnd"/>
+      <w:proofErr w:type="gramEnd"/>
+      <w:r>
+        <w:rPr>
+          <w:sz w:val="28"/>
+          <w:szCs w:val="28"/>
+          <w:lang w:val="en-US"/>
+        </w:rPr>
+        <w:t>&gt;</w:t>
+      </w:r>
+    </w:p>
+    <w:p>
+      <w:pPr>
+        <w:suppressAutoHyphens/>
+        <w:autoSpaceDE w:val="0"/>
+        <w:autoSpaceDN w:val="0"/>
+        <w:adjustRightInd w:val="0"/>
+        <w:rPr>
+          <w:sz w:val="28"/>
+          <w:szCs w:val="28"/>
+          <w:lang w:val="en-US"/>
+        </w:rPr>
+      </w:pPr>
+      <w:r>
+        <w:rPr>
+          <w:sz w:val="28"/>
+          <w:szCs w:val="28"/>
+          <w:lang w:val="en-US"/>
+        </w:rPr>
+        <w:t xml:space="preserve">      &lt;</w:t>
+      </w:r>
+      <w:proofErr w:type="spellStart"/>
+      <w:proofErr w:type="gramStart"/>
+      <w:r>
+        <w:rPr>
+          <w:sz w:val="28"/>
+          <w:szCs w:val="28"/>
+          <w:lang w:val="en-US"/>
+        </w:rPr>
+        <w:t>soapenv:Fault</w:t>
+      </w:r>
+      <w:proofErr w:type="spellEnd"/>
+      <w:proofErr w:type="gramEnd"/>
+      <w:r>
+        <w:rPr>
+          <w:sz w:val="28"/>
+          <w:szCs w:val="28"/>
+          <w:lang w:val="en-US"/>
+        </w:rPr>
+        <w:t>&gt;</w:t>
+      </w:r>
+    </w:p>
+    <w:p>
+      <w:pPr>
+        <w:suppressAutoHyphens/>
+        <w:autoSpaceDE w:val="0"/>
+        <w:autoSpaceDN w:val="0"/>
+        <w:adjustRightInd w:val="0"/>
+        <w:rPr>
+          <w:sz w:val="28"/>
+          <w:szCs w:val="28"/>
+          <w:lang w:val="en-US"/>
+        </w:rPr>
+      </w:pPr>
+      <w:r>
+        <w:rPr>
+          <w:sz w:val="28"/>
+          <w:szCs w:val="28"/>
+          <w:lang w:val="en-US"/>
+        </w:rPr>
+        <w:t xml:space="preserve">         &lt;</w:t>
+      </w:r>
+      <w:proofErr w:type="spellStart"/>
+      <w:r>
+        <w:rPr>
+          <w:sz w:val="28"/>
+          <w:szCs w:val="28"/>
+          <w:lang w:val="en-US"/>
+        </w:rPr>
+        <w:t>faultcode</w:t>
+      </w:r>
+      <w:proofErr w:type="spellEnd"/>
+      <w:r>
+        <w:rPr>
+          <w:sz w:val="28"/>
+          <w:szCs w:val="28"/>
+          <w:lang w:val="en-US"/>
+        </w:rPr>
+        <w:t>&gt;</w:t>
+      </w:r>
+      <w:proofErr w:type="spellStart"/>
+      <w:proofErr w:type="gramStart"/>
+      <w:r>
+        <w:rPr>
+          <w:sz w:val="28"/>
+          <w:szCs w:val="28"/>
+          <w:lang w:val="en-US"/>
+        </w:rPr>
+        <w:t>soapenv:Server</w:t>
+      </w:r>
+      <w:proofErr w:type="spellEnd"/>
+      <w:proofErr w:type="gramEnd"/>
+      <w:r>
+        <w:rPr>
+          <w:sz w:val="28"/>
+          <w:szCs w:val="28"/>
+          <w:lang w:val="en-US"/>
+        </w:rPr>
+        <w:t>&lt;/</w:t>
+      </w:r>
+      <w:proofErr w:type="spellStart"/>
+      <w:r>
+        <w:rPr>
+          <w:sz w:val="28"/>
+          <w:szCs w:val="28"/>
+          <w:lang w:val="en-US"/>
+        </w:rPr>
+        <w:t>faultcode</w:t>
+      </w:r>
+      <w:proofErr w:type="spellEnd"/>
+      <w:r>
+        <w:rPr>
+          <w:sz w:val="28"/>
+          <w:szCs w:val="28"/>
+          <w:lang w:val="en-US"/>
+        </w:rPr>
+        <w:t>&gt;</w:t>
+      </w:r>
+    </w:p>
+    <w:p>
+      <w:pPr>
+        <w:suppressAutoHyphens/>
+        <w:autoSpaceDE w:val="0"/>
+        <w:autoSpaceDN w:val="0"/>
+        <w:adjustRightInd w:val="0"/>
+        <w:rPr>
+          <w:sz w:val="28"/>
+          <w:szCs w:val="28"/>
+          <w:lang w:val="en-US"/>
+        </w:rPr>
+      </w:pPr>
+      <w:r>
+        <w:rPr>
+          <w:sz w:val="28"/>
+          <w:szCs w:val="28"/>
+          <w:lang w:val="en-US"/>
+        </w:rPr>
+        <w:t xml:space="preserve">         &lt;</w:t>
+      </w:r>
+      <w:proofErr w:type="spellStart"/>
+      <w:r>
+        <w:rPr>
+          <w:sz w:val="28"/>
+          <w:szCs w:val="28"/>
+          <w:lang w:val="en-US"/>
+        </w:rPr>
+        <w:t>faultstring</w:t>
+      </w:r>
+      <w:proofErr w:type="spellEnd"/>
+      <w:r>
+        <w:rPr>
+          <w:sz w:val="28"/>
+          <w:szCs w:val="28"/>
+          <w:lang w:val="en-US"/>
+        </w:rPr>
+        <w:t>&gt;</w:t>
+      </w:r>
+      <w:proofErr w:type="spellStart"/>
+      <w:r>
+        <w:rPr>
+          <w:sz w:val="28"/>
+          <w:szCs w:val="28"/>
+          <w:lang w:val="en-US"/>
+        </w:rPr>
+        <w:t>Ошибка</w:t>
+      </w:r>
+      <w:proofErr w:type="spellEnd"/>
+      <w:r>
+        <w:rPr>
+          <w:sz w:val="28"/>
+          <w:szCs w:val="28"/>
+          <w:lang w:val="en-US"/>
+        </w:rPr>
+        <w:t>&lt;/</w:t>
+      </w:r>
+      <w:proofErr w:type="spellStart"/>
+      <w:r>
+        <w:rPr>
+          <w:sz w:val="28"/>
+          <w:szCs w:val="28"/>
+          <w:lang w:val="en-US"/>
+        </w:rPr>
+        <w:t>faultstring</w:t>
+      </w:r>
+      <w:proofErr w:type="spellEnd"/>
+      <w:r>
+        <w:rPr>
+          <w:sz w:val="28"/>
+          <w:szCs w:val="28"/>
+          <w:lang w:val="en-US"/>
+        </w:rPr>
+        <w:t>&gt;</w:t>
+      </w:r>
+    </w:p>
+    <w:p>
+      <w:pPr>
+        <w:suppressAutoHyphens/>
+        <w:autoSpaceDE w:val="0"/>
+        <w:autoSpaceDN w:val="0"/>
+        <w:adjustRightInd w:val="0"/>
+        <w:rPr>
+          <w:sz w:val="28"/>
+          <w:szCs w:val="28"/>
+          <w:lang w:val="en-US"/>
+        </w:rPr>
+      </w:pPr>
+      <w:r>
+        <w:rPr>
+          <w:sz w:val="28"/>
+          <w:szCs w:val="28"/>
+          <w:lang w:val="en-US"/>
+        </w:rPr>
+        <w:t xml:space="preserve">         &lt;detail&gt;</w:t>
+      </w:r>
+    </w:p>
+    <w:p>
+      <w:pPr>
+        <w:suppressAutoHyphens/>
+        <w:autoSpaceDE w:val="0"/>
+        <w:autoSpaceDN w:val="0"/>
+        <w:adjustRightInd w:val="0"/>
+        <w:rPr>
+          <w:sz w:val="28"/>
+          <w:szCs w:val="28"/>
+          <w:lang w:val="en-US"/>
+        </w:rPr>
+      </w:pPr>
+      <w:r>
+        <w:rPr>
+          <w:sz w:val="28"/>
+          <w:szCs w:val="28"/>
+          <w:lang w:val="en-US"/>
+        </w:rPr>
+        <w:t xml:space="preserve">            &lt;</w:t>
+      </w:r>
+      <w:proofErr w:type="spellStart"/>
+      <w:proofErr w:type="gramStart"/>
+      <w:r>
+        <w:rPr>
+          <w:sz w:val="28"/>
+          <w:szCs w:val="28"/>
+          <w:lang w:val="en-US"/>
+        </w:rPr>
+        <w:t>wsc:ErrorResponse</w:t>
+      </w:r>
+      <w:proofErr w:type="spellEnd"/>
+      <w:proofErr w:type="gramEnd"/>
+      <w:r>
+        <w:rPr>
+          <w:sz w:val="28"/>
+          <w:szCs w:val="28"/>
+          <w:lang w:val="en-US"/>
+        </w:rPr>
+        <w:t>&gt;</w:t>
+      </w:r>
+    </w:p>
+    <w:p>
+      <w:pPr>
+        <w:suppressAutoHyphens/>
+        <w:autoSpaceDE w:val="0"/>
+        <w:autoSpaceDN w:val="0"/>
+        <w:adjustRightInd w:val="0"/>
+        <w:rPr>
+          <w:sz w:val="28"/>
+          <w:szCs w:val="28"/>
+          <w:lang w:val="en-US"/>
+        </w:rPr>
+      </w:pPr>
+      <w:r>
+        <w:rPr>
+          <w:sz w:val="28"/>
+          <w:szCs w:val="28"/>
+          <w:lang w:val="en-US"/>
+        </w:rPr>
+        <w:t xml:space="preserve">               &lt;</w:t>
+      </w:r>
+      <w:proofErr w:type="spellStart"/>
+      <w:proofErr w:type="gramStart"/>
+      <w:r>
+        <w:rPr>
+          <w:sz w:val="28"/>
+          <w:szCs w:val="28"/>
+          <w:lang w:val="en-US"/>
+        </w:rPr>
+        <w:t>wsc:ErrorCode</w:t>
+      </w:r>
+      <w:proofErr w:type="spellEnd"/>
+      <w:proofErr w:type="gramEnd"/>
+      <w:r>
+        <w:rPr>
+          <w:sz w:val="28"/>
+          <w:szCs w:val="28"/>
+          <w:lang w:val="en-US"/>
+        </w:rPr>
+        <w:t>&gt;911&lt;/</w:t>
+      </w:r>
+      <w:proofErr w:type="spellStart"/>
+      <w:r>
+        <w:rPr>
+          <w:sz w:val="28"/>
+          <w:szCs w:val="28"/>
+          <w:lang w:val="en-US"/>
+        </w:rPr>
+        <w:t>wsc:ErrorCode</w:t>
+      </w:r>
+      <w:proofErr w:type="spellEnd"/>
+      <w:r>
+        <w:rPr>
+          <w:sz w:val="28"/>
+          <w:szCs w:val="28"/>
+          <w:lang w:val="en-US"/>
+        </w:rPr>
+        <w:t>&gt;</w:t>
+      </w:r>
+    </w:p>
+    <w:p>
+      <w:pPr>
+        <w:suppressAutoHyphens/>
+        <w:autoSpaceDE w:val="0"/>
+        <w:autoSpaceDN w:val="0"/>
+        <w:adjustRightInd w:val="0"/>
+        <w:rPr>
+          <w:sz w:val="28"/>
+          <w:szCs w:val="28"/>
+          <w:lang w:val="en-US"/>
+        </w:rPr>
+      </w:pPr>
+      <w:r>
+        <w:rPr>
+          <w:sz w:val="28"/>
+          <w:szCs w:val="28"/>
+          <w:lang w:val="en-US"/>
+        </w:rPr>
+        <w:t xml:space="preserve">               &lt;</w:t>
+      </w:r>
+      <w:proofErr w:type="spellStart"/>
+      <w:proofErr w:type="gramStart"/>
+      <w:r>
+        <w:rPr>
+          <w:sz w:val="28"/>
+          <w:szCs w:val="28"/>
+          <w:lang w:val="en-US"/>
+        </w:rPr>
+        <w:t>wsc:ErrorString</w:t>
+      </w:r>
+      <w:proofErr w:type="spellEnd"/>
+      <w:proofErr w:type="gramEnd"/>
+      <w:r>
+        <w:rPr>
+          <w:sz w:val="28"/>
+          <w:szCs w:val="28"/>
+          <w:lang w:val="en-US"/>
+        </w:rPr>
+        <w:t>&gt;</w:t>
+      </w:r>
+      <w:proofErr w:type="spellStart"/>
+      <w:r>
+        <w:rPr>
+          <w:sz w:val="28"/>
+          <w:szCs w:val="28"/>
+          <w:lang w:val="en-US"/>
+        </w:rPr>
+        <w:t>Ошибка</w:t>
+      </w:r>
+      <w:proofErr w:type="spellEnd"/>
+      <w:r>
+        <w:rPr>
+          <w:sz w:val="28"/>
+          <w:szCs w:val="28"/>
+          <w:lang w:val="en-US"/>
+        </w:rPr>
+        <w:t>&lt;/</w:t>
+      </w:r>
+      <w:proofErr w:type="spellStart"/>
+      <w:r>
+        <w:rPr>
+          <w:sz w:val="28"/>
+          <w:szCs w:val="28"/>
+          <w:lang w:val="en-US"/>
+        </w:rPr>
+        <w:t>wsc:ErrorString</w:t>
+      </w:r>
+      <w:proofErr w:type="spellEnd"/>
+      <w:r>
+        <w:rPr>
+          <w:sz w:val="28"/>
+          <w:szCs w:val="28"/>
+          <w:lang w:val="en-US"/>
+        </w:rPr>
+        <w:t>&gt;</w:t>
+      </w:r>
+    </w:p>
+    <w:p>
+      <w:pPr>
+        <w:suppressAutoHyphens/>
+        <w:autoSpaceDE w:val="0"/>
+        <w:autoSpaceDN w:val="0"/>
+        <w:adjustRightInd w:val="0"/>
+        <w:rPr>
+          <w:sz w:val="28"/>
+          <w:szCs w:val="28"/>
+          <w:lang w:val="en-US"/>
+        </w:rPr>
+      </w:pPr>
+      <w:r>
+        <w:rPr>
+          <w:sz w:val="28"/>
+          <w:szCs w:val="28"/>
+          <w:lang w:val="en-US"/>
+        </w:rPr>
+        <w:t xml:space="preserve">            &lt;/</w:t>
+      </w:r>
+      <w:proofErr w:type="spellStart"/>
+      <w:proofErr w:type="gramStart"/>
+      <w:r>
+        <w:rPr>
+          <w:sz w:val="28"/>
+          <w:szCs w:val="28"/>
+          <w:lang w:val="en-US"/>
+        </w:rPr>
+        <w:t>wsc:ErrorResponse</w:t>
+      </w:r>
+      <w:proofErr w:type="spellEnd"/>
+      <w:proofErr w:type="gramEnd"/>
+      <w:r>
+        <w:rPr>
+          <w:sz w:val="28"/>
+          <w:szCs w:val="28"/>
+          <w:lang w:val="en-US"/>
+        </w:rPr>
+        <w:t>&gt;</w:t>
+      </w:r>
+    </w:p>
+    <w:p>
+      <w:pPr>
+        <w:suppressAutoHyphens/>
+        <w:autoSpaceDE w:val="0"/>
+        <w:autoSpaceDN w:val="0"/>
+        <w:adjustRightInd w:val="0"/>
+        <w:rPr>
+          <w:sz w:val="28"/>
+          <w:szCs w:val="28"/>
+          <w:lang w:val="en-US"/>
+        </w:rPr>
+      </w:pPr>
+      <w:r>
+        <w:rPr>
+          <w:sz w:val="28"/>
+          <w:szCs w:val="28"/>
+          <w:lang w:val="en-US"/>
+        </w:rPr>
+        <w:t xml:space="preserve">         &lt;/detail&gt;</w:t>
+      </w:r>
+    </w:p>
+    <w:p>
+      <w:pPr>
+        <w:suppressAutoHyphens/>
+        <w:autoSpaceDE w:val="0"/>
+        <w:autoSpaceDN w:val="0"/>
+        <w:adjustRightInd w:val="0"/>
+        <w:rPr>
+          <w:sz w:val="28"/>
+          <w:szCs w:val="28"/>
+          <w:lang w:val="en-US"/>
+        </w:rPr>
+      </w:pPr>
+      <w:r>
+        <w:rPr>
+          <w:sz w:val="28"/>
+          <w:szCs w:val="28"/>
+          <w:lang w:val="en-US"/>
+        </w:rPr>
+        <w:t xml:space="preserve">      &lt;/</w:t>
+      </w:r>
+      <w:proofErr w:type="spellStart"/>
+      <w:proofErr w:type="gramStart"/>
+      <w:r>
+        <w:rPr>
+          <w:sz w:val="28"/>
+          <w:szCs w:val="28"/>
+          <w:lang w:val="en-US"/>
+        </w:rPr>
+        <w:t>soapenv:Fault</w:t>
+      </w:r>
+      <w:proofErr w:type="spellEnd"/>
+      <w:proofErr w:type="gramEnd"/>
+      <w:r>
+        <w:rPr>
+          <w:sz w:val="28"/>
+          <w:szCs w:val="28"/>
+          <w:lang w:val="en-US"/>
+        </w:rPr>
+        <w:t>&gt;</w:t>
+      </w:r>
+    </w:p>
+    <w:p>
+      <w:pPr>
+        <w:suppressAutoHyphens/>
+        <w:autoSpaceDE w:val="0"/>
+        <w:autoSpaceDN w:val="0"/>
+        <w:adjustRightInd w:val="0"/>
+        <w:rPr>
+          <w:sz w:val="28"/>
+          <w:szCs w:val="28"/>
+          <w:lang w:val="en-US"/>
+        </w:rPr>
+      </w:pPr>
+      <w:r>
+        <w:rPr>
+          <w:sz w:val="28"/>
+          <w:szCs w:val="28"/>
+          <w:lang w:val="en-US"/>
+        </w:rPr>
+        <w:t xml:space="preserve">   &lt;/</w:t>
+      </w:r>
+      <w:proofErr w:type="spellStart"/>
+      <w:proofErr w:type="gramStart"/>
+      <w:r>
+        <w:rPr>
+          <w:sz w:val="28"/>
+          <w:szCs w:val="28"/>
+          <w:lang w:val="en-US"/>
+        </w:rPr>
+        <w:t>soapenv:Body</w:t>
+      </w:r>
+      <w:proofErr w:type="spellEnd"/>
+      <w:proofErr w:type="gramEnd"/>
+      <w:r>
+        <w:rPr>
+          <w:sz w:val="28"/>
+          <w:szCs w:val="28"/>
+          <w:lang w:val="en-US"/>
+        </w:rPr>
+        <w:t>&gt;</w:t>
+      </w:r>
+    </w:p>
+    <w:p>
+      <w:pPr>
+        <w:suppressAutoHyphens/>
+        <w:autoSpaceDE w:val="0"/>
+        <w:autoSpaceDN w:val="0"/>
+        <w:adjustRightInd w:val="0"/>
+        <w:rPr>
+          <w:sz w:val="28"/>
+          <w:szCs w:val="28"/>
+          <w:lang w:val="en-US"/>
+        </w:rPr>
+      </w:pPr>
+      <w:r>
+        <w:rPr>
+          <w:sz w:val="28"/>
+          <w:szCs w:val="28"/>
+          <w:lang w:val="en-US"/>
+        </w:rPr>
+        <w:t>&lt;/</w:t>
+      </w:r>
+      <w:proofErr w:type="spellStart"/>
+      <w:proofErr w:type="gramStart"/>
+      <w:r>
+        <w:rPr>
+          <w:sz w:val="28"/>
+          <w:szCs w:val="28"/>
+          <w:lang w:val="en-US"/>
+        </w:rPr>
+        <w:t>soapenv:Envelope</w:t>
+      </w:r>
+      <w:proofErr w:type="spellEnd"/>
+      <w:proofErr w:type="gramEnd"/>
+      <w:r>
+        <w:rPr>
+          <w:sz w:val="28"/>
+          <w:szCs w:val="28"/>
+          <w:lang w:val="en-US"/>
+        </w:rPr>
+        <w:t>&gt;</w:t>
+      </w:r>
+    </w:p>
+    <w:p>
+      <w:pPr>
+        <w:suppressAutoHyphens/>
+        <w:autoSpaceDE w:val="0"/>
+        <w:autoSpaceDN w:val="0"/>
+        <w:adjustRightInd w:val="0"/>
+        <w:rPr>
+          <w:sz w:val="28"/>
+          <w:szCs w:val="28"/>
+          <w:lang w:val="en-US"/>
+        </w:rPr>
+      </w:pPr>
+      <w:r>
+        <w:rPr>
+          <w:noProof/>
+        </w:rPr>
+        <w:lastRenderedPageBreak/>
+        <w:pict w14:anchorId="52B9A9DD">
+          <v:shapetype id="_x0000_t75" coordsize="21600,21600" o:spt="75" o:preferrelative="t" path="m@4@5l@4@11@9@11@9@5xe" filled="f" stroked="f">
+            <v:stroke joinstyle="miter"/>
+            <v:formulas>
+              <v:f eqn="if lineDrawn pixelLineWidth 0"/>
+              <v:f eqn="sum @0 1 0"/>
+              <v:f eqn="sum 0 0 @1"/>
+              <v:f eqn="prod @2 1 2"/>
+              <v:f eqn="prod @3 21600 pixelWidth"/>
+              <v:f eqn="prod @3 21600 pixelHeight"/>
+              <v:f eqn="sum @0 0 1"/>
+              <v:f eqn="prod @6 1 2"/>
+              <v:f eqn="prod @7 21600 pixelWidth"/>
+              <v:f eqn="sum @8 21600 0"/>
+              <v:f eqn="prod @7 21600 pixelHeight"/>
+              <v:f eqn="sum @10 21600 0"/>
+            </v:formulas>
+            <v:path o:extrusionok="f" gradientshapeok="t" o:connecttype="rect"/>
+            <o:lock v:ext="edit" aspectratio="t"/>
+          </v:shapetype>
+          <v:shape id="Рисунок 1" o:spid="_x0000_i1025" type="#_x0000_t75" style="width:527.25pt;height:90pt;visibility:visible;mso-wrap-style:square">
+            <v:imagedata r:id="rId5" o:title=""/>
+          </v:shape>
+        </w:pict>
+      </w:r>
+    </w:p>
+    <w:p>
+      <w:pPr>
+        <w:suppressAutoHyphens/>
+        <w:autoSpaceDE w:val="0"/>
+        <w:autoSpaceDN w:val="0"/>
+        <w:adjustRightInd w:val="0"/>
+        <w:rPr>
+          <w:sz w:val="28"/>
+          <w:szCs w:val="28"/>
+          <w:lang w:val="en-US"/>
         </w:rPr>
       </w:pPr>
     </w:p>
@@ -877,14 +6042,23 @@
         <w:rPr>
           <w:sz w:val="28"/>
           <w:szCs w:val="28"/>
-        </w:rPr>
-      </w:pPr>
-      <w:r>
-        <w:rPr>
-          <w:sz w:val="28"/>
-          <w:szCs w:val="28"/>
-        </w:rPr>
-        <w:t>Вывод:</w:t>
+          <w:lang w:val="en-US"/>
+        </w:rPr>
+      </w:pPr>
+      <w:r>
+        <w:rPr>
+          <w:sz w:val="28"/>
+          <w:szCs w:val="28"/>
+        </w:rPr>
+        <w:t>Вывод</w:t>
+      </w:r>
+      <w:r>
+        <w:rPr>
+          <w:sz w:val="28"/>
+          <w:szCs w:val="28"/>
+          <w:lang w:val="en-US"/>
+        </w:rPr>
+        <w:t>:</w:t>
       </w:r>
     </w:p>
     <w:p>
@@ -897,6 +6071,7 @@
         <w:rPr>
           <w:sz w:val="28"/>
           <w:szCs w:val="28"/>
+          <w:lang w:val="en-US"/>
         </w:rPr>
       </w:pPr>
     </w:p>
@@ -3385,6 +8560,21 @@
       <w:spacing w:before="100" w:beforeAutospacing="1" w:after="100" w:afterAutospacing="1"/>
     </w:pPr>
   </w:style>
+  <w:style w:type="table" w:styleId="a6">
+    <w:name w:val="Table Grid"/>
+    <w:basedOn w:val="a1"/>
+    <w:rsid w:val="00077AE9"/>
+    <w:tblPr>
+      <w:tblBorders>
+        <w:top w:val="single" w:sz="4" w:space="0" w:color="auto"/>
+        <w:left w:val="single" w:sz="4" w:space="0" w:color="auto"/>
+        <w:bottom w:val="single" w:sz="4" w:space="0" w:color="auto"/>
+        <w:right w:val="single" w:sz="4" w:space="0" w:color="auto"/>
+        <w:insideH w:val="single" w:sz="4" w:space="0" w:color="auto"/>
+        <w:insideV w:val="single" w:sz="4" w:space="0" w:color="auto"/>
+      </w:tblBorders>
+    </w:tblPr>
+  </w:style>
 </w:styles>
 </file>
 
